--- a/dokumen/Word/Buku_Panduan_Pengguna_QR_Code_Security_System.docx
+++ b/dokumen/Word/Buku_Panduan_Pengguna_QR_Code_Security_System.docx
@@ -1923,7 +1923,7 @@
       <w:r>
         <w:drawing>
           <ns1:inline>
-            <ns1:extent cx="5334000" cy="3690065"/>
+            <ns1:extent cx="5334000" cy="3783781"/>
             <ns1:effectExtent b="0" l="0" r="0" t="0"/>
             <ns1:docPr descr="Gambar 3a. Bagian atas Home: ringkasan keamanan dan akses fitur utama." title="" id="40" name="Picture"/>
             <ns2:graphic>
@@ -1944,7 +1944,7 @@
                   <ns3:spPr bwMode="auto">
                     <ns2:xfrm>
                       <ns2:off x="0" y="0"/>
-                      <ns2:ext cx="5334000" cy="3690065"/>
+                      <ns2:ext cx="5334000" cy="3783781"/>
                     </ns2:xfrm>
                     <ns2:prstGeom prst="rect">
                       <ns2:avLst/>
@@ -1978,7 +1978,7 @@
       <w:r>
         <w:drawing>
           <ns1:inline>
-            <ns1:extent cx="5334000" cy="3690065"/>
+            <ns1:extent cx="5334000" cy="3783781"/>
             <ns1:effectExtent b="0" l="0" r="0" t="0"/>
             <ns1:docPr descr="Gambar 3b. Bagian tengah Home: scanner USB, kamera HP, dan akses cepat." title="" id="43" name="Picture"/>
             <ns2:graphic>
@@ -1999,7 +1999,7 @@
                   <ns3:spPr bwMode="auto">
                     <ns2:xfrm>
                       <ns2:off x="0" y="0"/>
-                      <ns2:ext cx="5334000" cy="3690065"/>
+                      <ns2:ext cx="5334000" cy="3783781"/>
                     </ns2:xfrm>
                     <ns2:prstGeom prst="rect">
                       <ns2:avLst/>
@@ -2033,7 +2033,7 @@
       <w:r>
         <w:drawing>
           <ns1:inline>
-            <ns1:extent cx="5334000" cy="3682256"/>
+            <ns1:extent cx="5334000" cy="3775972"/>
             <ns1:effectExtent b="0" l="0" r="0" t="0"/>
             <ns1:docPr descr="Gambar 3c. Bagian bawah Home: informasi sistem dan batas upload." title="" id="46" name="Picture"/>
             <ns2:graphic>
@@ -2054,7 +2054,7 @@
                   <ns3:spPr bwMode="auto">
                     <ns2:xfrm>
                       <ns2:off x="0" y="0"/>
-                      <ns2:ext cx="5334000" cy="3682256"/>
+                      <ns2:ext cx="5334000" cy="3775972"/>
                     </ns2:xfrm>
                     <ns2:prstGeom prst="rect">
                       <ns2:avLst/>
@@ -3195,7 +3195,7 @@
       <w:r>
         <w:drawing>
           <ns1:inline>
-            <ns1:extent cx="5334000" cy="4486651"/>
+            <ns1:extent cx="5334000" cy="4654559"/>
             <ns1:effectExtent b="0" l="0" r="0" t="0"/>
             <ns1:docPr descr="Gambar 5. CSV Generator: Simple, Advanced, dan Massive Mode." title="" id="61" name="Picture"/>
             <ns2:graphic>
@@ -3216,7 +3216,7 @@
                   <ns3:spPr bwMode="auto">
                     <ns2:xfrm>
                       <ns2:off x="0" y="0"/>
-                      <ns2:ext cx="5334000" cy="4486651"/>
+                      <ns2:ext cx="5334000" cy="4654559"/>
                     </ns2:xfrm>
                     <ns2:prstGeom prst="rect">
                       <ns2:avLst/>
@@ -4210,7 +4210,7 @@
       <w:r>
         <w:drawing>
           <ns1:inline>
-            <ns1:extent cx="5334000" cy="3549491"/>
+            <ns1:extent cx="5334000" cy="4119597"/>
             <ns1:effectExtent b="0" l="0" r="0" t="0"/>
             <ns1:docPr descr="Gambar 7. Halaman progress verifikasi massal asynchronous." title="" id="77" name="Picture"/>
             <ns2:graphic>
@@ -4224,6 +4224,1547 @@
                   </ns3:nvPicPr>
                   <ns3:blipFill>
                     <ns2:blip r:embed="rId76"/>
+                    <ns2:stretch>
+                      <ns2:fillRect/>
+                    </ns2:stretch>
+                  </ns3:blipFill>
+                  <ns3:spPr bwMode="auto">
+                    <ns2:xfrm>
+                      <ns2:off x="0" y="0"/>
+                      <ns2:ext cx="5334000" cy="4119597"/>
+                    </ns2:xfrm>
+                    <ns2:prstGeom prst="rect">
+                      <ns2:avLst/>
+                    </ns2:prstGeom>
+                    <ns2:noFill/>
+                    <ns2:ln w="9525">
+                      <ns2:noFill/>
+                      <ns2:headEnd/>
+                      <ns2:tailEnd/>
+                    </ns2:ln>
+                  </ns3:spPr>
+                </ns3:pic>
+              </ns2:graphicData>
+            </ns2:graphic>
+          </ns1:inline>
+        </w:drawing>
+      </w:r>
+    </w:p>
+    <w:p>
+      <w:pPr>
+        <w:pStyle w:val="ImageCaption"/>
+      </w:pPr>
+      <w:r>
+        <w:t xml:space="preserve">Gambar 7. Halaman progress verifikasi massal asynchronous.</w:t>
+      </w:r>
+    </w:p>
+    <w:bookmarkEnd w:id="79"/>
+    <w:bookmarkStart w:id="80" w:name="batas-upload-massal"/>
+    <w:p>
+      <w:pPr>
+        <w:pStyle w:val="Heading2"/>
+      </w:pPr>
+      <w:r>
+        <w:rPr>
+          <w:rStyle w:val="SectionNumber"/>
+        </w:rPr>
+        <w:t xml:space="preserve">7.4</w:t>
+      </w:r>
+      <w:r>
+        <w:tab/>
+      </w:r>
+      <w:r>
+        <w:t xml:space="preserve">Batas Upload Massal</w:t>
+      </w:r>
+    </w:p>
+    <w:p>
+      <w:pPr>
+        <w:pStyle w:val="FirstParagraph"/>
+      </w:pPr>
+      <w:r>
+        <w:t xml:space="preserve">Konfigurasi saat manual diterbitkan:</w:t>
+      </w:r>
+    </w:p>
+    <w:tbl>
+      <w:tblPr>
+        <w:tblStyle w:val="Table"/>
+        <w:tblW w:type="pct" w:w="5000"/>
+        <w:tblLook w:firstRow="1" w:lastRow="0" w:firstColumn="0" w:lastColumn="0" w:noHBand="0" w:noVBand="0" w:val="0020"/>
+        <w:jc w:val="start"/>
+      </w:tblPr>
+      <w:tblGrid>
+        <w:gridCol w:w="2376"/>
+        <w:gridCol w:w="3168"/>
+        <w:gridCol w:w="2376"/>
+      </w:tblGrid>
+      <w:tr>
+        <w:trPr>
+          <w:tblHeader w:val="true"/>
+        </w:trPr>
+        <w:tc>
+          <w:tcPr/>
+          <w:p>
+            <w:pPr>
+              <w:pStyle w:val="Compact"/>
+              <w:jc w:val="left"/>
+            </w:pPr>
+            <w:r>
+              <w:t xml:space="preserve">Parameter</w:t>
+            </w:r>
+          </w:p>
+        </w:tc>
+        <w:tc>
+          <w:tcPr/>
+          <w:p>
+            <w:pPr>
+              <w:pStyle w:val="Compact"/>
+              <w:jc w:val="right"/>
+            </w:pPr>
+            <w:r>
+              <w:t xml:space="preserve">Nilai</w:t>
+            </w:r>
+          </w:p>
+        </w:tc>
+        <w:tc>
+          <w:tcPr/>
+          <w:p>
+            <w:pPr>
+              <w:pStyle w:val="Compact"/>
+              <w:jc w:val="left"/>
+            </w:pPr>
+            <w:r>
+              <w:t xml:space="preserve">Implikasi</w:t>
+            </w:r>
+          </w:p>
+        </w:tc>
+      </w:tr>
+      <w:tr>
+        <w:tc>
+          <w:tcPr/>
+          <w:p>
+            <w:pPr>
+              <w:pStyle w:val="Compact"/>
+              <w:jc w:val="left"/>
+            </w:pPr>
+            <w:r>
+              <w:t xml:space="preserve">Maksimum per file</w:t>
+            </w:r>
+          </w:p>
+        </w:tc>
+        <w:tc>
+          <w:tcPr/>
+          <w:p>
+            <w:pPr>
+              <w:pStyle w:val="Compact"/>
+              <w:jc w:val="right"/>
+            </w:pPr>
+            <w:r>
+              <w:t xml:space="preserve">10 MB</w:t>
+            </w:r>
+          </w:p>
+        </w:tc>
+        <w:tc>
+          <w:tcPr/>
+          <w:p>
+            <w:pPr>
+              <w:pStyle w:val="Compact"/>
+              <w:jc w:val="left"/>
+            </w:pPr>
+            <w:r>
+              <w:t xml:space="preserve">File lebih besar ditolak.</w:t>
+            </w:r>
+          </w:p>
+        </w:tc>
+      </w:tr>
+      <w:tr>
+        <w:tc>
+          <w:tcPr/>
+          <w:p>
+            <w:pPr>
+              <w:pStyle w:val="Compact"/>
+              <w:jc w:val="left"/>
+            </w:pPr>
+            <w:r>
+              <w:t xml:space="preserve">Maksimum request</w:t>
+            </w:r>
+          </w:p>
+        </w:tc>
+        <w:tc>
+          <w:tcPr/>
+          <w:p>
+            <w:pPr>
+              <w:pStyle w:val="Compact"/>
+              <w:jc w:val="right"/>
+            </w:pPr>
+            <w:r>
+              <w:t xml:space="preserve">500 MB</w:t>
+            </w:r>
+          </w:p>
+        </w:tc>
+        <w:tc>
+          <w:tcPr/>
+          <w:p>
+            <w:pPr>
+              <w:pStyle w:val="Compact"/>
+              <w:jc w:val="left"/>
+            </w:pPr>
+            <w:r>
+              <w:t xml:space="preserve">Total semua file dan overhead multipart tidak boleh melampaui batas.</w:t>
+            </w:r>
+          </w:p>
+        </w:tc>
+      </w:tr>
+      <w:tr>
+        <w:tc>
+          <w:tcPr/>
+          <w:p>
+            <w:pPr>
+              <w:pStyle w:val="Compact"/>
+              <w:jc w:val="left"/>
+            </w:pPr>
+            <w:r>
+              <w:t xml:space="preserve">Maksimum multipart part</w:t>
+            </w:r>
+          </w:p>
+        </w:tc>
+        <w:tc>
+          <w:tcPr/>
+          <w:p>
+            <w:pPr>
+              <w:pStyle w:val="Compact"/>
+              <w:jc w:val="right"/>
+            </w:pPr>
+            <w:r>
+              <w:t xml:space="preserve">20.000</w:t>
+            </w:r>
+          </w:p>
+        </w:tc>
+        <w:tc>
+          <w:tcPr/>
+          <w:p>
+            <w:pPr>
+              <w:pStyle w:val="Compact"/>
+              <w:jc w:val="left"/>
+            </w:pPr>
+            <w:r>
+              <w:t xml:space="preserve">Satu file biasanya satu part.</w:t>
+            </w:r>
+          </w:p>
+        </w:tc>
+      </w:tr>
+      <w:tr>
+        <w:tc>
+          <w:tcPr/>
+          <w:p>
+            <w:pPr>
+              <w:pStyle w:val="Compact"/>
+              <w:jc w:val="left"/>
+            </w:pPr>
+            <w:r>
+              <w:t xml:space="preserve">Ekstensi</w:t>
+            </w:r>
+          </w:p>
+        </w:tc>
+        <w:tc>
+          <w:tcPr/>
+          <w:p>
+            <w:pPr>
+              <w:pStyle w:val="Compact"/>
+              <w:jc w:val="right"/>
+            </w:pPr>
+            <w:r>
+              <w:t xml:space="preserve">PNG, JPG, JPEG, GIF</w:t>
+            </w:r>
+          </w:p>
+        </w:tc>
+        <w:tc>
+          <w:tcPr/>
+          <w:p>
+            <w:pPr>
+              <w:pStyle w:val="Compact"/>
+              <w:jc w:val="left"/>
+            </w:pPr>
+            <w:r>
+              <w:t xml:space="preserve">File lain tidak diproses sebagai gambar QR.</w:t>
+            </w:r>
+          </w:p>
+        </w:tc>
+      </w:tr>
+    </w:tbl>
+    <w:p>
+      <w:pPr>
+        <w:pStyle w:val="BodyText"/>
+      </w:pPr>
+      <w:r>
+        <w:t xml:space="preserve">Batas efektif adalah nilai terkecil antara 20.000 file dan</w:t>
+      </w:r>
+      <w:r>
+        <w:t xml:space="preserve"> </w:t>
+      </w:r>
+      <w:r>
+        <w:rPr>
+          <w:rStyle w:val="VerbatimChar"/>
+        </w:rPr>
+        <w:t xml:space="preserve">500 MB / rata-rata ukuran file</w:t>
+      </w:r>
+      <w:r>
+        <w:t xml:space="preserve">. Untuk penggunaan stabil, pecah batch besar menjadi beberapa job dan beri nama folder sumber dengan jelas.</w:t>
+      </w:r>
+    </w:p>
+    <w:bookmarkEnd w:id="80"/>
+    <w:bookmarkStart w:id="81" w:name="membaca-laporan-massal"/>
+    <w:p>
+      <w:pPr>
+        <w:pStyle w:val="Heading2"/>
+      </w:pPr>
+      <w:r>
+        <w:rPr>
+          <w:rStyle w:val="SectionNumber"/>
+        </w:rPr>
+        <w:t xml:space="preserve">7.5</w:t>
+      </w:r>
+      <w:r>
+        <w:tab/>
+      </w:r>
+      <w:r>
+        <w:t xml:space="preserve">Membaca Laporan Massal</w:t>
+      </w:r>
+    </w:p>
+    <w:p>
+      <w:pPr>
+        <w:pStyle w:val="FirstParagraph"/>
+      </w:pPr>
+      <w:r>
+        <w:t xml:space="preserve">Periksa total file, sukses decode, valid, replay, data palsu/error, success rate, serta waktu load/decode/verify/database. Untuk audit, jangan hanya menyimpan persentase; ekspor detail per file agar temuan dapat ditelusuri.</w:t>
+      </w:r>
+    </w:p>
+    <w:bookmarkEnd w:id="81"/>
+    <w:bookmarkEnd w:id="82"/>
+    <w:bookmarkStart w:id="90" w:name="verifikasi-kamera-hp"/>
+    <w:p>
+      <w:pPr>
+        <w:pStyle w:val="Heading1"/>
+      </w:pPr>
+      <w:r>
+        <w:rPr>
+          <w:rStyle w:val="SectionNumber"/>
+        </w:rPr>
+        <w:t xml:space="preserve">8</w:t>
+      </w:r>
+      <w:r>
+        <w:tab/>
+      </w:r>
+      <w:r>
+        <w:t xml:space="preserve">Verifikasi Kamera HP</w:t>
+      </w:r>
+    </w:p>
+    <w:bookmarkStart w:id="83" w:name="persiapan"/>
+    <w:p>
+      <w:pPr>
+        <w:pStyle w:val="Heading2"/>
+      </w:pPr>
+      <w:r>
+        <w:rPr>
+          <w:rStyle w:val="SectionNumber"/>
+        </w:rPr>
+        <w:t xml:space="preserve">8.1</w:t>
+      </w:r>
+      <w:r>
+        <w:tab/>
+      </w:r>
+      <w:r>
+        <w:t xml:space="preserve">Persiapan</w:t>
+      </w:r>
+    </w:p>
+    <w:p>
+      <w:pPr>
+        <w:numPr>
+          <w:ilvl w:val="0"/>
+          <w:numId w:val="1016"/>
+        </w:numPr>
+        <w:pStyle w:val="Compact"/>
+      </w:pPr>
+      <w:r>
+        <w:t xml:space="preserve">Gunakan Chrome/Safari/Edge modern.</w:t>
+      </w:r>
+    </w:p>
+    <w:p>
+      <w:pPr>
+        <w:numPr>
+          <w:ilvl w:val="0"/>
+          <w:numId w:val="1016"/>
+        </w:numPr>
+        <w:pStyle w:val="Compact"/>
+      </w:pPr>
+      <w:r>
+        <w:t xml:space="preserve">Pastikan HP dapat mengakses domain aplikasi.</w:t>
+      </w:r>
+    </w:p>
+    <w:p>
+      <w:pPr>
+        <w:numPr>
+          <w:ilvl w:val="0"/>
+          <w:numId w:val="1016"/>
+        </w:numPr>
+        <w:pStyle w:val="Compact"/>
+      </w:pPr>
+      <w:r>
+        <w:t xml:space="preserve">Gunakan HTTPS; browser umumnya menolak kamera pada HTTP non-localhost.</w:t>
+      </w:r>
+    </w:p>
+    <w:p>
+      <w:pPr>
+        <w:numPr>
+          <w:ilvl w:val="0"/>
+          <w:numId w:val="1016"/>
+        </w:numPr>
+        <w:pStyle w:val="Compact"/>
+      </w:pPr>
+      <w:r>
+        <w:t xml:space="preserve">Bersihkan lensa kamera dan atur pencahayaan.</w:t>
+      </w:r>
+    </w:p>
+    <w:bookmarkEnd w:id="83"/>
+    <w:bookmarkStart w:id="87" w:name="memindai"/>
+    <w:p>
+      <w:pPr>
+        <w:pStyle w:val="Heading2"/>
+      </w:pPr>
+      <w:r>
+        <w:rPr>
+          <w:rStyle w:val="SectionNumber"/>
+        </w:rPr>
+        <w:t xml:space="preserve">8.2</w:t>
+      </w:r>
+      <w:r>
+        <w:tab/>
+      </w:r>
+      <w:r>
+        <w:t xml:space="preserve">Memindai</w:t>
+      </w:r>
+    </w:p>
+    <w:p>
+      <w:pPr>
+        <w:numPr>
+          <w:ilvl w:val="0"/>
+          <w:numId w:val="1017"/>
+        </w:numPr>
+        <w:pStyle w:val="Compact"/>
+      </w:pPr>
+      <w:r>
+        <w:t xml:space="preserve">Buka</w:t>
+      </w:r>
+      <w:r>
+        <w:t xml:space="preserve"> </w:t>
+      </w:r>
+      <w:r>
+        <w:rPr>
+          <w:rStyle w:val="VerbatimChar"/>
+        </w:rPr>
+        <w:t xml:space="preserve">/mobile_scan</w:t>
+      </w:r>
+      <w:r>
+        <w:t xml:space="preserve"> </w:t>
+      </w:r>
+      <w:r>
+        <w:t xml:space="preserve">atau klik</w:t>
+      </w:r>
+      <w:r>
+        <w:t xml:space="preserve"> </w:t>
+      </w:r>
+      <w:r>
+        <w:rPr>
+          <w:bCs/>
+          <w:b/>
+        </w:rPr>
+        <w:t xml:space="preserve">Buka Mobile Scan</w:t>
+      </w:r>
+      <w:r>
+        <w:t xml:space="preserve">.</w:t>
+      </w:r>
+    </w:p>
+    <w:p>
+      <w:pPr>
+        <w:numPr>
+          <w:ilvl w:val="0"/>
+          <w:numId w:val="1017"/>
+        </w:numPr>
+        <w:pStyle w:val="Compact"/>
+      </w:pPr>
+      <w:r>
+        <w:t xml:space="preserve">Izinkan kamera ketika browser meminta izin.</w:t>
+      </w:r>
+    </w:p>
+    <w:p>
+      <w:pPr>
+        <w:numPr>
+          <w:ilvl w:val="0"/>
+          <w:numId w:val="1017"/>
+        </w:numPr>
+        <w:pStyle w:val="Compact"/>
+      </w:pPr>
+      <w:r>
+        <w:t xml:space="preserve">Arahkan QR ke area kamera dan jaga perangkat tetap stabil.</w:t>
+      </w:r>
+    </w:p>
+    <w:p>
+      <w:pPr>
+        <w:numPr>
+          <w:ilvl w:val="0"/>
+          <w:numId w:val="1017"/>
+        </w:numPr>
+        <w:pStyle w:val="Compact"/>
+      </w:pPr>
+      <w:r>
+        <w:t xml:space="preserve">Setelah terbaca, sistem menyelesaikan target scan dan membuka halaman verifikasi.</w:t>
+      </w:r>
+    </w:p>
+    <w:p>
+      <w:pPr>
+        <w:numPr>
+          <w:ilvl w:val="0"/>
+          <w:numId w:val="1017"/>
+        </w:numPr>
+        <w:pStyle w:val="Compact"/>
+      </w:pPr>
+      <w:r>
+        <w:t xml:space="preserve">Baca status. Jangan kembali lalu memindai QR yang sama kecuali ingin menguji replay.</w:t>
+      </w:r>
+    </w:p>
+    <w:p>
+      <w:pPr>
+        <w:pStyle w:val="CaptionedFigure"/>
+      </w:pPr>
+      <w:r>
+        <w:drawing>
+          <ns1:inline>
+            <ns1:extent cx="5334000" cy="5158282"/>
+            <ns1:effectExtent b="0" l="0" r="0" t="0"/>
+            <ns1:docPr descr="Gambar 8. Scanner HP dan input manual." title="" id="85" name="Picture"/>
+            <ns2:graphic>
+              <ns2:graphicData uri="http://schemas.openxmlformats.org/drawingml/2006/picture">
+                <ns3:pic>
+                  <ns3:nvPicPr>
+                    <ns3:cNvPr descr="manual-assets/06_scanner_hp_mobile.jpg" id="86" name="Picture"/>
+                    <ns3:cNvPicPr>
+                      <ns2:picLocks noChangeArrowheads="1" noChangeAspect="1"/>
+                    </ns3:cNvPicPr>
+                  </ns3:nvPicPr>
+                  <ns3:blipFill>
+                    <ns2:blip r:embed="rId84"/>
+                    <ns2:stretch>
+                      <ns2:fillRect/>
+                    </ns2:stretch>
+                  </ns3:blipFill>
+                  <ns3:spPr bwMode="auto">
+                    <ns2:xfrm>
+                      <ns2:off x="0" y="0"/>
+                      <ns2:ext cx="5334000" cy="5158282"/>
+                    </ns2:xfrm>
+                    <ns2:prstGeom prst="rect">
+                      <ns2:avLst/>
+                    </ns2:prstGeom>
+                    <ns2:noFill/>
+                    <ns2:ln w="9525">
+                      <ns2:noFill/>
+                      <ns2:headEnd/>
+                      <ns2:tailEnd/>
+                    </ns2:ln>
+                  </ns3:spPr>
+                </ns3:pic>
+              </ns2:graphicData>
+            </ns2:graphic>
+          </ns1:inline>
+        </w:drawing>
+      </w:r>
+    </w:p>
+    <w:p>
+      <w:pPr>
+        <w:pStyle w:val="ImageCaption"/>
+      </w:pPr>
+      <w:r>
+        <w:t xml:space="preserve">Gambar 8. Scanner HP dan input manual.</w:t>
+      </w:r>
+    </w:p>
+    <w:bookmarkEnd w:id="87"/>
+    <w:bookmarkStart w:id="88" w:name="input-manual"/>
+    <w:p>
+      <w:pPr>
+        <w:pStyle w:val="Heading2"/>
+      </w:pPr>
+      <w:r>
+        <w:rPr>
+          <w:rStyle w:val="SectionNumber"/>
+        </w:rPr>
+        <w:t xml:space="preserve">8.3</w:t>
+      </w:r>
+      <w:r>
+        <w:tab/>
+      </w:r>
+      <w:r>
+        <w:t xml:space="preserve">Input Manual</w:t>
+      </w:r>
+    </w:p>
+    <w:p>
+      <w:pPr>
+        <w:pStyle w:val="FirstParagraph"/>
+      </w:pPr>
+      <w:r>
+        <w:t xml:space="preserve">Bila kamera tidak tersedia:</w:t>
+      </w:r>
+    </w:p>
+    <w:p>
+      <w:pPr>
+        <w:numPr>
+          <w:ilvl w:val="0"/>
+          <w:numId w:val="1018"/>
+        </w:numPr>
+        <w:pStyle w:val="Compact"/>
+      </w:pPr>
+      <w:r>
+        <w:t xml:space="preserve">Salin URL QR atau data QR lengkap.</w:t>
+      </w:r>
+    </w:p>
+    <w:p>
+      <w:pPr>
+        <w:numPr>
+          <w:ilvl w:val="0"/>
+          <w:numId w:val="1018"/>
+        </w:numPr>
+        <w:pStyle w:val="Compact"/>
+      </w:pPr>
+      <w:r>
+        <w:t xml:space="preserve">Tempel pada field</w:t>
+      </w:r>
+      <w:r>
+        <w:t xml:space="preserve"> </w:t>
+      </w:r>
+      <w:r>
+        <w:rPr>
+          <w:bCs/>
+          <w:b/>
+        </w:rPr>
+        <w:t xml:space="preserve">Input manual</w:t>
+      </w:r>
+      <w:r>
+        <w:t xml:space="preserve">.</w:t>
+      </w:r>
+    </w:p>
+    <w:p>
+      <w:pPr>
+        <w:numPr>
+          <w:ilvl w:val="0"/>
+          <w:numId w:val="1018"/>
+        </w:numPr>
+        <w:pStyle w:val="Compact"/>
+      </w:pPr>
+      <w:r>
+        <w:t xml:space="preserve">Jalankan tombol buka/verifikasi.</w:t>
+      </w:r>
+    </w:p>
+    <w:p>
+      <w:pPr>
+        <w:numPr>
+          <w:ilvl w:val="0"/>
+          <w:numId w:val="1018"/>
+        </w:numPr>
+        <w:pStyle w:val="Compact"/>
+      </w:pPr>
+      <w:r>
+        <w:t xml:space="preserve">Pastikan URL mengarah ke domain sistem, terutama untuk QR dengan bentuk</w:t>
+      </w:r>
+      <w:r>
+        <w:t xml:space="preserve"> </w:t>
+      </w:r>
+      <w:r>
+        <w:rPr>
+          <w:rStyle w:val="VerbatimChar"/>
+        </w:rPr>
+        <w:t xml:space="preserve">/v/&lt;token&gt;</w:t>
+      </w:r>
+      <w:r>
+        <w:t xml:space="preserve">.</w:t>
+      </w:r>
+    </w:p>
+    <w:bookmarkEnd w:id="88"/>
+    <w:bookmarkStart w:id="89" w:name="masalah-kamera"/>
+    <w:p>
+      <w:pPr>
+        <w:pStyle w:val="Heading2"/>
+      </w:pPr>
+      <w:r>
+        <w:rPr>
+          <w:rStyle w:val="SectionNumber"/>
+        </w:rPr>
+        <w:t xml:space="preserve">8.4</w:t>
+      </w:r>
+      <w:r>
+        <w:tab/>
+      </w:r>
+      <w:r>
+        <w:t xml:space="preserve">Masalah Kamera</w:t>
+      </w:r>
+    </w:p>
+    <w:tbl>
+      <w:tblPr>
+        <w:tblStyle w:val="Table"/>
+        <w:tblW w:type="pct" w:w="5000"/>
+        <w:tblLook w:firstRow="1" w:lastRow="0" w:firstColumn="0" w:lastColumn="0" w:noHBand="0" w:noVBand="0" w:val="0020"/>
+        <w:jc w:val="start"/>
+      </w:tblPr>
+      <w:tblGrid>
+        <w:gridCol w:w="3960"/>
+        <w:gridCol w:w="3960"/>
+      </w:tblGrid>
+      <w:tr>
+        <w:trPr>
+          <w:tblHeader w:val="true"/>
+        </w:trPr>
+        <w:tc>
+          <w:tcPr/>
+          <w:p>
+            <w:pPr>
+              <w:pStyle w:val="Compact"/>
+              <w:jc w:val="left"/>
+            </w:pPr>
+            <w:r>
+              <w:t xml:space="preserve">Gejala</w:t>
+            </w:r>
+          </w:p>
+        </w:tc>
+        <w:tc>
+          <w:tcPr/>
+          <w:p>
+            <w:pPr>
+              <w:pStyle w:val="Compact"/>
+              <w:jc w:val="left"/>
+            </w:pPr>
+            <w:r>
+              <w:t xml:space="preserve">Penanganan</w:t>
+            </w:r>
+          </w:p>
+        </w:tc>
+      </w:tr>
+      <w:tr>
+        <w:tc>
+          <w:tcPr/>
+          <w:p>
+            <w:pPr>
+              <w:pStyle w:val="Compact"/>
+              <w:jc w:val="left"/>
+            </w:pPr>
+            <w:r>
+              <w:t xml:space="preserve">Izin kamera ditolak</w:t>
+            </w:r>
+          </w:p>
+        </w:tc>
+        <w:tc>
+          <w:tcPr/>
+          <w:p>
+            <w:pPr>
+              <w:pStyle w:val="Compact"/>
+              <w:jc w:val="left"/>
+            </w:pPr>
+            <w:r>
+              <w:t xml:space="preserve">Buka pengaturan situs browser, izinkan Camera, lalu muat ulang.</w:t>
+            </w:r>
+          </w:p>
+        </w:tc>
+      </w:tr>
+      <w:tr>
+        <w:tc>
+          <w:tcPr/>
+          <w:p>
+            <w:pPr>
+              <w:pStyle w:val="Compact"/>
+              <w:jc w:val="left"/>
+            </w:pPr>
+            <w:r>
+              <w:t xml:space="preserve">Layar kamera hitam</w:t>
+            </w:r>
+          </w:p>
+        </w:tc>
+        <w:tc>
+          <w:tcPr/>
+          <w:p>
+            <w:pPr>
+              <w:pStyle w:val="Compact"/>
+              <w:jc w:val="left"/>
+            </w:pPr>
+            <w:r>
+              <w:t xml:space="preserve">Tutup aplikasi lain yang memakai kamera; ganti kamera depan/belakang.</w:t>
+            </w:r>
+          </w:p>
+        </w:tc>
+      </w:tr>
+      <w:tr>
+        <w:tc>
+          <w:tcPr/>
+          <w:p>
+            <w:pPr>
+              <w:pStyle w:val="Compact"/>
+              <w:jc w:val="left"/>
+            </w:pPr>
+            <w:r>
+              <w:t xml:space="preserve">QR terbaca tetapi URL gagal</w:t>
+            </w:r>
+          </w:p>
+        </w:tc>
+        <w:tc>
+          <w:tcPr/>
+          <w:p>
+            <w:pPr>
+              <w:pStyle w:val="Compact"/>
+              <w:jc w:val="left"/>
+            </w:pPr>
+            <w:r>
+              <w:t xml:space="preserve">Pastikan koneksi dan</w:t>
+            </w:r>
+            <w:r>
+              <w:t xml:space="preserve"> </w:t>
+            </w:r>
+            <w:r>
+              <w:rPr>
+                <w:rStyle w:val="VerbatimChar"/>
+              </w:rPr>
+              <w:t xml:space="preserve">BASE_URL</w:t>
+            </w:r>
+            <w:r>
+              <w:t xml:space="preserve"> </w:t>
+            </w:r>
+            <w:r>
+              <w:t xml:space="preserve">saat QR dibuat menggunakan domain yang dapat diakses HP.</w:t>
+            </w:r>
+          </w:p>
+        </w:tc>
+      </w:tr>
+      <w:tr>
+        <w:tc>
+          <w:tcPr/>
+          <w:p>
+            <w:pPr>
+              <w:pStyle w:val="Compact"/>
+              <w:jc w:val="left"/>
+            </w:pPr>
+            <w:r>
+              <w:t xml:space="preserve">Scan berulang</w:t>
+            </w:r>
+          </w:p>
+        </w:tc>
+        <w:tc>
+          <w:tcPr/>
+          <w:p>
+            <w:pPr>
+              <w:pStyle w:val="Compact"/>
+              <w:jc w:val="left"/>
+            </w:pPr>
+            <w:r>
+              <w:t xml:space="preserve">Jauhkan QR setelah pembacaan pertama dan tunggu hasil tampil.</w:t>
+            </w:r>
+          </w:p>
+        </w:tc>
+      </w:tr>
+    </w:tbl>
+    <w:bookmarkEnd w:id="89"/>
+    <w:bookmarkEnd w:id="90"/>
+    <w:bookmarkStart w:id="97" w:name="verifikasi-scanner-usb"/>
+    <w:p>
+      <w:pPr>
+        <w:pStyle w:val="Heading1"/>
+      </w:pPr>
+      <w:r>
+        <w:rPr>
+          <w:rStyle w:val="SectionNumber"/>
+        </w:rPr>
+        <w:t xml:space="preserve">9</w:t>
+      </w:r>
+      <w:r>
+        <w:tab/>
+      </w:r>
+      <w:r>
+        <w:t xml:space="preserve">Verifikasi Scanner USB</w:t>
+      </w:r>
+    </w:p>
+    <w:bookmarkStart w:id="94" w:name="cara-kerja"/>
+    <w:p>
+      <w:pPr>
+        <w:pStyle w:val="Heading2"/>
+      </w:pPr>
+      <w:r>
+        <w:rPr>
+          <w:rStyle w:val="SectionNumber"/>
+        </w:rPr>
+        <w:t xml:space="preserve">9.1</w:t>
+      </w:r>
+      <w:r>
+        <w:tab/>
+      </w:r>
+      <w:r>
+        <w:t xml:space="preserve">Cara Kerja</w:t>
+      </w:r>
+    </w:p>
+    <w:p>
+      <w:pPr>
+        <w:pStyle w:val="FirstParagraph"/>
+      </w:pPr>
+      <w:r>
+        <w:t xml:space="preserve">Scanner USB diperlakukan seperti keyboard. Perangkat menulis isi QR ke input dan biasanya mengirim Enter untuk memulai verifikasi.</w:t>
+      </w:r>
+    </w:p>
+    <w:p>
+      <w:pPr>
+        <w:pStyle w:val="CaptionedFigure"/>
+      </w:pPr>
+      <w:r>
+        <w:drawing>
+          <ns1:inline>
+            <ns1:extent cx="5334000" cy="3908736"/>
+            <ns1:effectExtent b="0" l="0" r="0" t="0"/>
+            <ns1:docPr descr="Gambar 9. Halaman Scanner Langsung/USB." title="" id="92" name="Picture"/>
+            <ns2:graphic>
+              <ns2:graphicData uri="http://schemas.openxmlformats.org/drawingml/2006/picture">
+                <ns3:pic>
+                  <ns3:nvPicPr>
+                    <ns3:cNvPr descr="manual-assets/07_scanner_usb_verify_direct.jpg" id="93" name="Picture"/>
+                    <ns3:cNvPicPr>
+                      <ns2:picLocks noChangeArrowheads="1" noChangeAspect="1"/>
+                    </ns3:cNvPicPr>
+                  </ns3:nvPicPr>
+                  <ns3:blipFill>
+                    <ns2:blip r:embed="rId91"/>
+                    <ns2:stretch>
+                      <ns2:fillRect/>
+                    </ns2:stretch>
+                  </ns3:blipFill>
+                  <ns3:spPr bwMode="auto">
+                    <ns2:xfrm>
+                      <ns2:off x="0" y="0"/>
+                      <ns2:ext cx="5334000" cy="3908736"/>
+                    </ns2:xfrm>
+                    <ns2:prstGeom prst="rect">
+                      <ns2:avLst/>
+                    </ns2:prstGeom>
+                    <ns2:noFill/>
+                    <ns2:ln w="9525">
+                      <ns2:noFill/>
+                      <ns2:headEnd/>
+                      <ns2:tailEnd/>
+                    </ns2:ln>
+                  </ns3:spPr>
+                </ns3:pic>
+              </ns2:graphicData>
+            </ns2:graphic>
+          </ns1:inline>
+        </w:drawing>
+      </w:r>
+    </w:p>
+    <w:p>
+      <w:pPr>
+        <w:pStyle w:val="ImageCaption"/>
+      </w:pPr>
+      <w:r>
+        <w:t xml:space="preserve">Gambar 9. Halaman Scanner Langsung/USB.</w:t>
+      </w:r>
+    </w:p>
+    <w:bookmarkEnd w:id="94"/>
+    <w:bookmarkStart w:id="95" w:name="prosedur"/>
+    <w:p>
+      <w:pPr>
+        <w:pStyle w:val="Heading2"/>
+      </w:pPr>
+      <w:r>
+        <w:rPr>
+          <w:rStyle w:val="SectionNumber"/>
+        </w:rPr>
+        <w:t xml:space="preserve">9.2</w:t>
+      </w:r>
+      <w:r>
+        <w:tab/>
+      </w:r>
+      <w:r>
+        <w:t xml:space="preserve">Prosedur</w:t>
+      </w:r>
+    </w:p>
+    <w:p>
+      <w:pPr>
+        <w:numPr>
+          <w:ilvl w:val="0"/>
+          <w:numId w:val="1019"/>
+        </w:numPr>
+        <w:pStyle w:val="Compact"/>
+      </w:pPr>
+      <w:r>
+        <w:t xml:space="preserve">Sambungkan scanner USB dan tunggu sistem operasi mengenalinya.</w:t>
+      </w:r>
+    </w:p>
+    <w:p>
+      <w:pPr>
+        <w:numPr>
+          <w:ilvl w:val="0"/>
+          <w:numId w:val="1019"/>
+        </w:numPr>
+        <w:pStyle w:val="Compact"/>
+      </w:pPr>
+      <w:r>
+        <w:t xml:space="preserve">Buka</w:t>
+      </w:r>
+      <w:r>
+        <w:t xml:space="preserve"> </w:t>
+      </w:r>
+      <w:r>
+        <w:rPr>
+          <w:rStyle w:val="VerbatimChar"/>
+        </w:rPr>
+        <w:t xml:space="preserve">/verify_direct</w:t>
+      </w:r>
+      <w:r>
+        <w:t xml:space="preserve">.</w:t>
+      </w:r>
+    </w:p>
+    <w:p>
+      <w:pPr>
+        <w:numPr>
+          <w:ilvl w:val="0"/>
+          <w:numId w:val="1019"/>
+        </w:numPr>
+        <w:pStyle w:val="Compact"/>
+      </w:pPr>
+      <w:r>
+        <w:t xml:space="preserve">Klik field</w:t>
+      </w:r>
+      <w:r>
+        <w:t xml:space="preserve"> </w:t>
+      </w:r>
+      <w:r>
+        <w:rPr>
+          <w:bCs/>
+          <w:b/>
+        </w:rPr>
+        <w:t xml:space="preserve">Scan QR Code di sini</w:t>
+      </w:r>
+      <w:r>
+        <w:t xml:space="preserve"> </w:t>
+      </w:r>
+      <w:r>
+        <w:t xml:space="preserve">sampai kursor aktif.</w:t>
+      </w:r>
+    </w:p>
+    <w:p>
+      <w:pPr>
+        <w:numPr>
+          <w:ilvl w:val="0"/>
+          <w:numId w:val="1019"/>
+        </w:numPr>
+        <w:pStyle w:val="Compact"/>
+      </w:pPr>
+      <w:r>
+        <w:t xml:space="preserve">Pindai QR satu kali.</w:t>
+      </w:r>
+    </w:p>
+    <w:p>
+      <w:pPr>
+        <w:numPr>
+          <w:ilvl w:val="0"/>
+          <w:numId w:val="1019"/>
+        </w:numPr>
+        <w:pStyle w:val="Compact"/>
+      </w:pPr>
+      <w:r>
+        <w:t xml:space="preserve">Jika scanner tidak mengirim Enter, klik tombol verifikasi pada halaman.</w:t>
+      </w:r>
+    </w:p>
+    <w:p>
+      <w:pPr>
+        <w:numPr>
+          <w:ilvl w:val="0"/>
+          <w:numId w:val="1019"/>
+        </w:numPr>
+        <w:pStyle w:val="Compact"/>
+      </w:pPr>
+      <w:r>
+        <w:t xml:space="preserve">Baca hasil dan pastikan counter berhasil/gagal berubah dengan benar.</w:t>
+      </w:r>
+    </w:p>
+    <w:p>
+      <w:pPr>
+        <w:numPr>
+          <w:ilvl w:val="0"/>
+          <w:numId w:val="1019"/>
+        </w:numPr>
+        <w:pStyle w:val="Compact"/>
+      </w:pPr>
+      <w:r>
+        <w:t xml:space="preserve">Pastikan input kembali kosong/fokus sebelum QR berikutnya.</w:t>
+      </w:r>
+    </w:p>
+    <w:bookmarkEnd w:id="95"/>
+    <w:bookmarkStart w:id="96" w:name="uji-perangkat-sebelum-operasional"/>
+    <w:p>
+      <w:pPr>
+        <w:pStyle w:val="Heading2"/>
+      </w:pPr>
+      <w:r>
+        <w:rPr>
+          <w:rStyle w:val="SectionNumber"/>
+        </w:rPr>
+        <w:t xml:space="preserve">9.3</w:t>
+      </w:r>
+      <w:r>
+        <w:tab/>
+      </w:r>
+      <w:r>
+        <w:t xml:space="preserve">Uji Perangkat Sebelum Operasional</w:t>
+      </w:r>
+    </w:p>
+    <w:p>
+      <w:pPr>
+        <w:pStyle w:val="FirstParagraph"/>
+      </w:pPr>
+      <w:r>
+        <w:t xml:space="preserve">Buka editor teks, pindai QR uji, lalu pastikan data muncul utuh dan diakhiri Enter. Jika karakter terpotong, samakan layout keyboard perangkat dengan konfigurasi scanner atau turunkan kecepatan output scanner.</w:t>
+      </w:r>
+    </w:p>
+    <w:bookmarkEnd w:id="96"/>
+    <w:bookmarkEnd w:id="97"/>
+    <w:bookmarkStart w:id="112" w:name="modifikasi-qr-untuk-pengujian"/>
+    <w:p>
+      <w:pPr>
+        <w:pStyle w:val="Heading1"/>
+      </w:pPr>
+      <w:r>
+        <w:rPr>
+          <w:rStyle w:val="SectionNumber"/>
+        </w:rPr>
+        <w:t xml:space="preserve">10</w:t>
+      </w:r>
+      <w:r>
+        <w:tab/>
+      </w:r>
+      <w:r>
+        <w:t xml:space="preserve">Modifikasi QR untuk Pengujian</w:t>
+      </w:r>
+    </w:p>
+    <w:p>
+      <w:pPr>
+        <w:pStyle w:val="BlockText"/>
+      </w:pPr>
+      <w:r>
+        <w:rPr>
+          <w:bCs/>
+          <w:b/>
+        </w:rPr>
+        <w:t xml:space="preserve">PERINGATAN:</w:t>
+      </w:r>
+      <w:r>
+        <w:t xml:space="preserve"> </w:t>
+      </w:r>
+      <w:r>
+        <w:t xml:space="preserve">fitur ini sengaja membuat QR palsu/tidak valid. Gunakan hanya pada lingkungan dan data uji yang berizin. Jangan mendistribusikan output sebagai QR resmi.</w:t>
+      </w:r>
+    </w:p>
+    <w:bookmarkStart w:id="104" w:name="jenis-simulasi"/>
+    <w:p>
+      <w:pPr>
+        <w:pStyle w:val="Heading2"/>
+      </w:pPr>
+      <w:r>
+        <w:rPr>
+          <w:rStyle w:val="SectionNumber"/>
+        </w:rPr>
+        <w:t xml:space="preserve">10.1</w:t>
+      </w:r>
+      <w:r>
+        <w:tab/>
+      </w:r>
+      <w:r>
+        <w:t xml:space="preserve">Jenis Simulasi</w:t>
+      </w:r>
+    </w:p>
+    <w:p>
+      <w:pPr>
+        <w:numPr>
+          <w:ilvl w:val="0"/>
+          <w:numId w:val="1020"/>
+        </w:numPr>
+        <w:pStyle w:val="Compact"/>
+      </w:pPr>
+      <w:r>
+        <w:rPr>
+          <w:bCs/>
+          <w:b/>
+        </w:rPr>
+        <w:t xml:space="preserve">Modifikasi Nama/ID:</w:t>
+      </w:r>
+      <w:r>
+        <w:t xml:space="preserve"> </w:t>
+      </w:r>
+      <w:r>
+        <w:t xml:space="preserve">mengubah field data.</w:t>
+      </w:r>
+    </w:p>
+    <w:p>
+      <w:pPr>
+        <w:numPr>
+          <w:ilvl w:val="0"/>
+          <w:numId w:val="1020"/>
+        </w:numPr>
+        <w:pStyle w:val="Compact"/>
+      </w:pPr>
+      <w:r>
+        <w:rPr>
+          <w:bCs/>
+          <w:b/>
+        </w:rPr>
+        <w:t xml:space="preserve">Replay Attack:</w:t>
+      </w:r>
+      <w:r>
+        <w:t xml:space="preserve"> </w:t>
+      </w:r>
+      <w:r>
+        <w:t xml:space="preserve">menggunakan ulang payload/nonce.</w:t>
+      </w:r>
+    </w:p>
+    <w:p>
+      <w:pPr>
+        <w:numPr>
+          <w:ilvl w:val="0"/>
+          <w:numId w:val="1020"/>
+        </w:numPr>
+        <w:pStyle w:val="Compact"/>
+      </w:pPr>
+      <w:r>
+        <w:rPr>
+          <w:bCs/>
+          <w:b/>
+        </w:rPr>
+        <w:t xml:space="preserve">Ubah Timestamp:</w:t>
+      </w:r>
+      <w:r>
+        <w:t xml:space="preserve"> </w:t>
+      </w:r>
+      <w:r>
+        <w:t xml:space="preserve">menguji kebijakan umur payload.</w:t>
+      </w:r>
+    </w:p>
+    <w:p>
+      <w:pPr>
+        <w:numPr>
+          <w:ilvl w:val="0"/>
+          <w:numId w:val="1020"/>
+        </w:numPr>
+        <w:pStyle w:val="Compact"/>
+      </w:pPr>
+      <w:r>
+        <w:rPr>
+          <w:bCs/>
+          <w:b/>
+        </w:rPr>
+        <w:t xml:space="preserve">Corrupt Signature:</w:t>
+      </w:r>
+      <w:r>
+        <w:t xml:space="preserve"> </w:t>
+      </w:r>
+      <w:r>
+        <w:t xml:space="preserve">merusak signature untuk memastikan penolakan.</w:t>
+      </w:r>
+    </w:p>
+    <w:p>
+      <w:pPr>
+        <w:numPr>
+          <w:ilvl w:val="0"/>
+          <w:numId w:val="1020"/>
+        </w:numPr>
+        <w:pStyle w:val="Compact"/>
+      </w:pPr>
+      <w:r>
+        <w:rPr>
+          <w:bCs/>
+          <w:b/>
+        </w:rPr>
+        <w:t xml:space="preserve">Batch Modifikasi:</w:t>
+      </w:r>
+      <w:r>
+        <w:t xml:space="preserve"> </w:t>
+      </w:r>
+      <w:r>
+        <w:t xml:space="preserve">menerapkan skenario melalui CSV.</w:t>
+      </w:r>
+    </w:p>
+    <w:p>
+      <w:pPr>
+        <w:pStyle w:val="CaptionedFigure"/>
+      </w:pPr>
+      <w:r>
+        <w:drawing>
+          <ns1:inline>
+            <ns1:extent cx="5334000" cy="3260534"/>
+            <ns1:effectExtent b="0" l="0" r="0" t="0"/>
+            <ns1:docPr descr="Gambar 10a. Halaman Modifikasi QR bagian upload dan batch." title="" id="99" name="Picture"/>
+            <ns2:graphic>
+              <ns2:graphicData uri="http://schemas.openxmlformats.org/drawingml/2006/picture">
+                <ns3:pic>
+                  <ns3:nvPicPr>
+                    <ns3:cNvPr descr="manual-assets/08_modify_qr_01.jpg" id="100" name="Picture"/>
+                    <ns3:cNvPicPr>
+                      <ns2:picLocks noChangeArrowheads="1" noChangeAspect="1"/>
+                    </ns3:cNvPicPr>
+                  </ns3:nvPicPr>
+                  <ns3:blipFill>
+                    <ns2:blip r:embed="rId98"/>
+                    <ns2:stretch>
+                      <ns2:fillRect/>
+                    </ns2:stretch>
+                  </ns3:blipFill>
+                  <ns3:spPr bwMode="auto">
+                    <ns2:xfrm>
+                      <ns2:off x="0" y="0"/>
+                      <ns2:ext cx="5334000" cy="3260534"/>
+                    </ns2:xfrm>
+                    <ns2:prstGeom prst="rect">
+                      <ns2:avLst/>
+                    </ns2:prstGeom>
+                    <ns2:noFill/>
+                    <ns2:ln w="9525">
+                      <ns2:noFill/>
+                      <ns2:headEnd/>
+                      <ns2:tailEnd/>
+                    </ns2:ln>
+                  </ns3:spPr>
+                </ns3:pic>
+              </ns2:graphicData>
+            </ns2:graphic>
+          </ns1:inline>
+        </w:drawing>
+      </w:r>
+    </w:p>
+    <w:p>
+      <w:pPr>
+        <w:pStyle w:val="ImageCaption"/>
+      </w:pPr>
+      <w:r>
+        <w:t xml:space="preserve">Gambar 10a. Halaman Modifikasi QR bagian upload dan batch.</w:t>
+      </w:r>
+    </w:p>
+    <w:p>
+      <w:pPr>
+        <w:pStyle w:val="CaptionedFigure"/>
+      </w:pPr>
+      <w:r>
+        <w:drawing>
+          <ns1:inline>
+            <ns1:extent cx="5334000" cy="3256629"/>
+            <ns1:effectExtent b="0" l="0" r="0" t="0"/>
+            <ns1:docPr descr="Gambar 10b. Penjelasan jenis modifikasi pada halaman." title="" id="102" name="Picture"/>
+            <ns2:graphic>
+              <ns2:graphicData uri="http://schemas.openxmlformats.org/drawingml/2006/picture">
+                <ns3:pic>
+                  <ns3:nvPicPr>
+                    <ns3:cNvPr descr="manual-assets/08_modify_qr_02.jpg" id="103" name="Picture"/>
+                    <ns3:cNvPicPr>
+                      <ns2:picLocks noChangeArrowheads="1" noChangeAspect="1"/>
+                    </ns3:cNvPicPr>
+                  </ns3:nvPicPr>
+                  <ns3:blipFill>
+                    <ns2:blip r:embed="rId101"/>
+                    <ns2:stretch>
+                      <ns2:fillRect/>
+                    </ns2:stretch>
+                  </ns3:blipFill>
+                  <ns3:spPr bwMode="auto">
+                    <ns2:xfrm>
+                      <ns2:off x="0" y="0"/>
+                      <ns2:ext cx="5334000" cy="3256629"/>
+                    </ns2:xfrm>
+                    <ns2:prstGeom prst="rect">
+                      <ns2:avLst/>
+                    </ns2:prstGeom>
+                    <ns2:noFill/>
+                    <ns2:ln w="9525">
+                      <ns2:noFill/>
+                      <ns2:headEnd/>
+                      <ns2:tailEnd/>
+                    </ns2:ln>
+                  </ns3:spPr>
+                </ns3:pic>
+              </ns2:graphicData>
+            </ns2:graphic>
+          </ns1:inline>
+        </w:drawing>
+      </w:r>
+    </w:p>
+    <w:p>
+      <w:pPr>
+        <w:pStyle w:val="ImageCaption"/>
+      </w:pPr>
+      <w:r>
+        <w:t xml:space="preserve">Gambar 10b. Penjelasan jenis modifikasi pada halaman.</w:t>
+      </w:r>
+    </w:p>
+    <w:bookmarkEnd w:id="104"/>
+    <w:bookmarkStart w:id="111" w:name="prosedur-aman"/>
+    <w:p>
+      <w:pPr>
+        <w:pStyle w:val="Heading2"/>
+      </w:pPr>
+      <w:r>
+        <w:rPr>
+          <w:rStyle w:val="SectionNumber"/>
+        </w:rPr>
+        <w:t xml:space="preserve">10.2</w:t>
+      </w:r>
+      <w:r>
+        <w:tab/>
+      </w:r>
+      <w:r>
+        <w:t xml:space="preserve">Prosedur Aman</w:t>
+      </w:r>
+    </w:p>
+    <w:p>
+      <w:pPr>
+        <w:numPr>
+          <w:ilvl w:val="0"/>
+          <w:numId w:val="1021"/>
+        </w:numPr>
+        <w:pStyle w:val="Compact"/>
+      </w:pPr>
+      <w:r>
+        <w:t xml:space="preserve">Gunakan QR uji, bukan QR produksi aktif.</w:t>
+      </w:r>
+    </w:p>
+    <w:p>
+      <w:pPr>
+        <w:numPr>
+          <w:ilvl w:val="0"/>
+          <w:numId w:val="1021"/>
+        </w:numPr>
+        <w:pStyle w:val="Compact"/>
+      </w:pPr>
+      <w:r>
+        <w:t xml:space="preserve">Catat tujuan dan penanggung jawab pengujian.</w:t>
+      </w:r>
+    </w:p>
+    <w:p>
+      <w:pPr>
+        <w:numPr>
+          <w:ilvl w:val="0"/>
+          <w:numId w:val="1021"/>
+        </w:numPr>
+        <w:pStyle w:val="Compact"/>
+      </w:pPr>
+      <w:r>
+        <w:t xml:space="preserve">Upload QR asli melalui</w:t>
+      </w:r>
+      <w:r>
+        <w:t xml:space="preserve"> </w:t>
+      </w:r>
+      <w:r>
+        <w:rPr>
+          <w:bCs/>
+          <w:b/>
+        </w:rPr>
+        <w:t xml:space="preserve">Pilih QR Code yang valid</w:t>
+      </w:r>
+      <w:r>
+        <w:t xml:space="preserve">.</w:t>
+      </w:r>
+    </w:p>
+    <w:p>
+      <w:pPr>
+        <w:numPr>
+          <w:ilvl w:val="0"/>
+          <w:numId w:val="1021"/>
+        </w:numPr>
+        <w:pStyle w:val="Compact"/>
+      </w:pPr>
+      <w:r>
+        <w:t xml:space="preserve">Pilih modifikasi dan isi nilai uji.</w:t>
+      </w:r>
+    </w:p>
+    <w:p>
+      <w:pPr>
+        <w:numPr>
+          <w:ilvl w:val="0"/>
+          <w:numId w:val="1021"/>
+        </w:numPr>
+        <w:pStyle w:val="Compact"/>
+      </w:pPr>
+      <w:r>
+        <w:t xml:space="preserve">Terapkan modifikasi.</w:t>
+      </w:r>
+    </w:p>
+    <w:p>
+      <w:pPr>
+        <w:numPr>
+          <w:ilvl w:val="0"/>
+          <w:numId w:val="1021"/>
+        </w:numPr>
+        <w:pStyle w:val="Compact"/>
+      </w:pPr>
+      <w:r>
+        <w:t xml:space="preserve">Verifikasi QR hasil dan pastikan sistem menolaknya dengan klasifikasi yang diharapkan.</w:t>
+      </w:r>
+    </w:p>
+    <w:p>
+      <w:pPr>
+        <w:numPr>
+          <w:ilvl w:val="0"/>
+          <w:numId w:val="1021"/>
+        </w:numPr>
+        <w:pStyle w:val="Compact"/>
+      </w:pPr>
+      <w:r>
+        <w:t xml:space="preserve">Buka</w:t>
+      </w:r>
+      <w:r>
+        <w:t xml:space="preserve"> </w:t>
+      </w:r>
+      <w:r>
+        <w:rPr>
+          <w:bCs/>
+          <w:b/>
+        </w:rPr>
+        <w:t xml:space="preserve">Log Modifikasi</w:t>
+      </w:r>
+      <w:r>
+        <w:t xml:space="preserve"> </w:t>
+      </w:r>
+      <w:r>
+        <w:t xml:space="preserve">untuk menyimpan bukti.</w:t>
+      </w:r>
+    </w:p>
+    <w:p>
+      <w:pPr>
+        <w:numPr>
+          <w:ilvl w:val="0"/>
+          <w:numId w:val="1021"/>
+        </w:numPr>
+        <w:pStyle w:val="Compact"/>
+      </w:pPr>
+      <w:r>
+        <w:t xml:space="preserve">Hapus output uji setelah masa penyimpanan berakhir sesuai SOP.</w:t>
+      </w:r>
+    </w:p>
+    <w:p>
+      <w:pPr>
+        <w:pStyle w:val="CaptionedFigure"/>
+      </w:pPr>
+      <w:r>
+        <w:drawing>
+          <ns1:inline>
+            <ns1:extent cx="5334000" cy="3549491"/>
+            <ns1:effectExtent b="0" l="0" r="0" t="0"/>
+            <ns1:docPr descr="Gambar 11a. Log modifikasi individual." title="" id="106" name="Picture"/>
+            <ns2:graphic>
+              <ns2:graphicData uri="http://schemas.openxmlformats.org/drawingml/2006/picture">
+                <ns3:pic>
+                  <ns3:nvPicPr>
+                    <ns3:cNvPr descr="manual-assets/09_modification_logs_01.jpg" id="107" name="Picture"/>
+                    <ns3:cNvPicPr>
+                      <ns2:picLocks noChangeArrowheads="1" noChangeAspect="1"/>
+                    </ns3:cNvPicPr>
+                  </ns3:nvPicPr>
+                  <ns3:blipFill>
+                    <ns2:blip r:embed="rId105"/>
                     <ns2:stretch>
                       <ns2:fillRect/>
                     </ns2:stretch>
@@ -4255,480 +5796,7 @@
         <w:pStyle w:val="ImageCaption"/>
       </w:pPr>
       <w:r>
-        <w:t xml:space="preserve">Gambar 7. Halaman progress verifikasi massal asynchronous.</w:t>
-      </w:r>
-    </w:p>
-    <w:bookmarkEnd w:id="79"/>
-    <w:bookmarkStart w:id="80" w:name="batas-upload-massal"/>
-    <w:p>
-      <w:pPr>
-        <w:pStyle w:val="Heading2"/>
-      </w:pPr>
-      <w:r>
-        <w:rPr>
-          <w:rStyle w:val="SectionNumber"/>
-        </w:rPr>
-        <w:t xml:space="preserve">7.4</w:t>
-      </w:r>
-      <w:r>
-        <w:tab/>
-      </w:r>
-      <w:r>
-        <w:t xml:space="preserve">Batas Upload Massal</w:t>
-      </w:r>
-    </w:p>
-    <w:p>
-      <w:pPr>
-        <w:pStyle w:val="FirstParagraph"/>
-      </w:pPr>
-      <w:r>
-        <w:t xml:space="preserve">Konfigurasi saat manual diterbitkan:</w:t>
-      </w:r>
-    </w:p>
-    <w:tbl>
-      <w:tblPr>
-        <w:tblStyle w:val="Table"/>
-        <w:tblW w:type="pct" w:w="5000"/>
-        <w:tblLook w:firstRow="1" w:lastRow="0" w:firstColumn="0" w:lastColumn="0" w:noHBand="0" w:noVBand="0" w:val="0020"/>
-        <w:jc w:val="start"/>
-      </w:tblPr>
-      <w:tblGrid>
-        <w:gridCol w:w="2376"/>
-        <w:gridCol w:w="3168"/>
-        <w:gridCol w:w="2376"/>
-      </w:tblGrid>
-      <w:tr>
-        <w:trPr>
-          <w:tblHeader w:val="true"/>
-        </w:trPr>
-        <w:tc>
-          <w:tcPr/>
-          <w:p>
-            <w:pPr>
-              <w:pStyle w:val="Compact"/>
-              <w:jc w:val="left"/>
-            </w:pPr>
-            <w:r>
-              <w:t xml:space="preserve">Parameter</w:t>
-            </w:r>
-          </w:p>
-        </w:tc>
-        <w:tc>
-          <w:tcPr/>
-          <w:p>
-            <w:pPr>
-              <w:pStyle w:val="Compact"/>
-              <w:jc w:val="right"/>
-            </w:pPr>
-            <w:r>
-              <w:t xml:space="preserve">Nilai</w:t>
-            </w:r>
-          </w:p>
-        </w:tc>
-        <w:tc>
-          <w:tcPr/>
-          <w:p>
-            <w:pPr>
-              <w:pStyle w:val="Compact"/>
-              <w:jc w:val="left"/>
-            </w:pPr>
-            <w:r>
-              <w:t xml:space="preserve">Implikasi</w:t>
-            </w:r>
-          </w:p>
-        </w:tc>
-      </w:tr>
-      <w:tr>
-        <w:tc>
-          <w:tcPr/>
-          <w:p>
-            <w:pPr>
-              <w:pStyle w:val="Compact"/>
-              <w:jc w:val="left"/>
-            </w:pPr>
-            <w:r>
-              <w:t xml:space="preserve">Maksimum per file</w:t>
-            </w:r>
-          </w:p>
-        </w:tc>
-        <w:tc>
-          <w:tcPr/>
-          <w:p>
-            <w:pPr>
-              <w:pStyle w:val="Compact"/>
-              <w:jc w:val="right"/>
-            </w:pPr>
-            <w:r>
-              <w:t xml:space="preserve">10 MB</w:t>
-            </w:r>
-          </w:p>
-        </w:tc>
-        <w:tc>
-          <w:tcPr/>
-          <w:p>
-            <w:pPr>
-              <w:pStyle w:val="Compact"/>
-              <w:jc w:val="left"/>
-            </w:pPr>
-            <w:r>
-              <w:t xml:space="preserve">File lebih besar ditolak.</w:t>
-            </w:r>
-          </w:p>
-        </w:tc>
-      </w:tr>
-      <w:tr>
-        <w:tc>
-          <w:tcPr/>
-          <w:p>
-            <w:pPr>
-              <w:pStyle w:val="Compact"/>
-              <w:jc w:val="left"/>
-            </w:pPr>
-            <w:r>
-              <w:t xml:space="preserve">Maksimum request</w:t>
-            </w:r>
-          </w:p>
-        </w:tc>
-        <w:tc>
-          <w:tcPr/>
-          <w:p>
-            <w:pPr>
-              <w:pStyle w:val="Compact"/>
-              <w:jc w:val="right"/>
-            </w:pPr>
-            <w:r>
-              <w:t xml:space="preserve">500 MB</w:t>
-            </w:r>
-          </w:p>
-        </w:tc>
-        <w:tc>
-          <w:tcPr/>
-          <w:p>
-            <w:pPr>
-              <w:pStyle w:val="Compact"/>
-              <w:jc w:val="left"/>
-            </w:pPr>
-            <w:r>
-              <w:t xml:space="preserve">Total semua file dan overhead multipart tidak boleh melampaui batas.</w:t>
-            </w:r>
-          </w:p>
-        </w:tc>
-      </w:tr>
-      <w:tr>
-        <w:tc>
-          <w:tcPr/>
-          <w:p>
-            <w:pPr>
-              <w:pStyle w:val="Compact"/>
-              <w:jc w:val="left"/>
-            </w:pPr>
-            <w:r>
-              <w:t xml:space="preserve">Maksimum multipart part</w:t>
-            </w:r>
-          </w:p>
-        </w:tc>
-        <w:tc>
-          <w:tcPr/>
-          <w:p>
-            <w:pPr>
-              <w:pStyle w:val="Compact"/>
-              <w:jc w:val="right"/>
-            </w:pPr>
-            <w:r>
-              <w:t xml:space="preserve">20.000</w:t>
-            </w:r>
-          </w:p>
-        </w:tc>
-        <w:tc>
-          <w:tcPr/>
-          <w:p>
-            <w:pPr>
-              <w:pStyle w:val="Compact"/>
-              <w:jc w:val="left"/>
-            </w:pPr>
-            <w:r>
-              <w:t xml:space="preserve">Satu file biasanya satu part.</w:t>
-            </w:r>
-          </w:p>
-        </w:tc>
-      </w:tr>
-      <w:tr>
-        <w:tc>
-          <w:tcPr/>
-          <w:p>
-            <w:pPr>
-              <w:pStyle w:val="Compact"/>
-              <w:jc w:val="left"/>
-            </w:pPr>
-            <w:r>
-              <w:t xml:space="preserve">Ekstensi</w:t>
-            </w:r>
-          </w:p>
-        </w:tc>
-        <w:tc>
-          <w:tcPr/>
-          <w:p>
-            <w:pPr>
-              <w:pStyle w:val="Compact"/>
-              <w:jc w:val="right"/>
-            </w:pPr>
-            <w:r>
-              <w:t xml:space="preserve">PNG, JPG, JPEG, GIF</w:t>
-            </w:r>
-          </w:p>
-        </w:tc>
-        <w:tc>
-          <w:tcPr/>
-          <w:p>
-            <w:pPr>
-              <w:pStyle w:val="Compact"/>
-              <w:jc w:val="left"/>
-            </w:pPr>
-            <w:r>
-              <w:t xml:space="preserve">File lain tidak diproses sebagai gambar QR.</w:t>
-            </w:r>
-          </w:p>
-        </w:tc>
-      </w:tr>
-    </w:tbl>
-    <w:p>
-      <w:pPr>
-        <w:pStyle w:val="BodyText"/>
-      </w:pPr>
-      <w:r>
-        <w:t xml:space="preserve">Batas efektif adalah nilai terkecil antara 20.000 file dan</w:t>
-      </w:r>
-      <w:r>
-        <w:t xml:space="preserve"> </w:t>
-      </w:r>
-      <w:r>
-        <w:rPr>
-          <w:rStyle w:val="VerbatimChar"/>
-        </w:rPr>
-        <w:t xml:space="preserve">500 MB / rata-rata ukuran file</w:t>
-      </w:r>
-      <w:r>
-        <w:t xml:space="preserve">. Untuk penggunaan stabil, pecah batch besar menjadi beberapa job dan beri nama folder sumber dengan jelas.</w:t>
-      </w:r>
-    </w:p>
-    <w:bookmarkEnd w:id="80"/>
-    <w:bookmarkStart w:id="81" w:name="membaca-laporan-massal"/>
-    <w:p>
-      <w:pPr>
-        <w:pStyle w:val="Heading2"/>
-      </w:pPr>
-      <w:r>
-        <w:rPr>
-          <w:rStyle w:val="SectionNumber"/>
-        </w:rPr>
-        <w:t xml:space="preserve">7.5</w:t>
-      </w:r>
-      <w:r>
-        <w:tab/>
-      </w:r>
-      <w:r>
-        <w:t xml:space="preserve">Membaca Laporan Massal</w:t>
-      </w:r>
-    </w:p>
-    <w:p>
-      <w:pPr>
-        <w:pStyle w:val="FirstParagraph"/>
-      </w:pPr>
-      <w:r>
-        <w:t xml:space="preserve">Periksa total file, sukses decode, valid, replay, data palsu/error, success rate, serta waktu load/decode/verify/database. Untuk audit, jangan hanya menyimpan persentase; ekspor detail per file agar temuan dapat ditelusuri.</w:t>
-      </w:r>
-    </w:p>
-    <w:bookmarkEnd w:id="81"/>
-    <w:bookmarkEnd w:id="82"/>
-    <w:bookmarkStart w:id="90" w:name="verifikasi-kamera-hp"/>
-    <w:p>
-      <w:pPr>
-        <w:pStyle w:val="Heading1"/>
-      </w:pPr>
-      <w:r>
-        <w:rPr>
-          <w:rStyle w:val="SectionNumber"/>
-        </w:rPr>
-        <w:t xml:space="preserve">8</w:t>
-      </w:r>
-      <w:r>
-        <w:tab/>
-      </w:r>
-      <w:r>
-        <w:t xml:space="preserve">Verifikasi Kamera HP</w:t>
-      </w:r>
-    </w:p>
-    <w:bookmarkStart w:id="83" w:name="persiapan"/>
-    <w:p>
-      <w:pPr>
-        <w:pStyle w:val="Heading2"/>
-      </w:pPr>
-      <w:r>
-        <w:rPr>
-          <w:rStyle w:val="SectionNumber"/>
-        </w:rPr>
-        <w:t xml:space="preserve">8.1</w:t>
-      </w:r>
-      <w:r>
-        <w:tab/>
-      </w:r>
-      <w:r>
-        <w:t xml:space="preserve">Persiapan</w:t>
-      </w:r>
-    </w:p>
-    <w:p>
-      <w:pPr>
-        <w:numPr>
-          <w:ilvl w:val="0"/>
-          <w:numId w:val="1016"/>
-        </w:numPr>
-        <w:pStyle w:val="Compact"/>
-      </w:pPr>
-      <w:r>
-        <w:t xml:space="preserve">Gunakan Chrome/Safari/Edge modern.</w:t>
-      </w:r>
-    </w:p>
-    <w:p>
-      <w:pPr>
-        <w:numPr>
-          <w:ilvl w:val="0"/>
-          <w:numId w:val="1016"/>
-        </w:numPr>
-        <w:pStyle w:val="Compact"/>
-      </w:pPr>
-      <w:r>
-        <w:t xml:space="preserve">Pastikan HP dapat mengakses domain aplikasi.</w:t>
-      </w:r>
-    </w:p>
-    <w:p>
-      <w:pPr>
-        <w:numPr>
-          <w:ilvl w:val="0"/>
-          <w:numId w:val="1016"/>
-        </w:numPr>
-        <w:pStyle w:val="Compact"/>
-      </w:pPr>
-      <w:r>
-        <w:t xml:space="preserve">Gunakan HTTPS; browser umumnya menolak kamera pada HTTP non-localhost.</w:t>
-      </w:r>
-    </w:p>
-    <w:p>
-      <w:pPr>
-        <w:numPr>
-          <w:ilvl w:val="0"/>
-          <w:numId w:val="1016"/>
-        </w:numPr>
-        <w:pStyle w:val="Compact"/>
-      </w:pPr>
-      <w:r>
-        <w:t xml:space="preserve">Bersihkan lensa kamera dan atur pencahayaan.</w:t>
-      </w:r>
-    </w:p>
-    <w:bookmarkEnd w:id="83"/>
-    <w:bookmarkStart w:id="87" w:name="memindai"/>
-    <w:p>
-      <w:pPr>
-        <w:pStyle w:val="Heading2"/>
-      </w:pPr>
-      <w:r>
-        <w:rPr>
-          <w:rStyle w:val="SectionNumber"/>
-        </w:rPr>
-        <w:t xml:space="preserve">8.2</w:t>
-      </w:r>
-      <w:r>
-        <w:tab/>
-      </w:r>
-      <w:r>
-        <w:t xml:space="preserve">Memindai</w:t>
-      </w:r>
-    </w:p>
-    <w:p>
-      <w:pPr>
-        <w:numPr>
-          <w:ilvl w:val="0"/>
-          <w:numId w:val="1017"/>
-        </w:numPr>
-        <w:pStyle w:val="Compact"/>
-      </w:pPr>
-      <w:r>
-        <w:t xml:space="preserve">Buka</w:t>
-      </w:r>
-      <w:r>
-        <w:t xml:space="preserve"> </w:t>
-      </w:r>
-      <w:r>
-        <w:rPr>
-          <w:rStyle w:val="VerbatimChar"/>
-        </w:rPr>
-        <w:t xml:space="preserve">/mobile_scan</w:t>
-      </w:r>
-      <w:r>
-        <w:t xml:space="preserve"> </w:t>
-      </w:r>
-      <w:r>
-        <w:t xml:space="preserve">atau klik</w:t>
-      </w:r>
-      <w:r>
-        <w:t xml:space="preserve"> </w:t>
-      </w:r>
-      <w:r>
-        <w:rPr>
-          <w:bCs/>
-          <w:b/>
-        </w:rPr>
-        <w:t xml:space="preserve">Buka Mobile Scan</w:t>
-      </w:r>
-      <w:r>
-        <w:t xml:space="preserve">.</w:t>
-      </w:r>
-    </w:p>
-    <w:p>
-      <w:pPr>
-        <w:numPr>
-          <w:ilvl w:val="0"/>
-          <w:numId w:val="1017"/>
-        </w:numPr>
-        <w:pStyle w:val="Compact"/>
-      </w:pPr>
-      <w:r>
-        <w:t xml:space="preserve">Izinkan kamera ketika browser meminta izin.</w:t>
-      </w:r>
-    </w:p>
-    <w:p>
-      <w:pPr>
-        <w:numPr>
-          <w:ilvl w:val="0"/>
-          <w:numId w:val="1017"/>
-        </w:numPr>
-        <w:pStyle w:val="Compact"/>
-      </w:pPr>
-      <w:r>
-        <w:t xml:space="preserve">Arahkan QR ke area kamera dan jaga perangkat tetap stabil.</w:t>
-      </w:r>
-    </w:p>
-    <w:p>
-      <w:pPr>
-        <w:numPr>
-          <w:ilvl w:val="0"/>
-          <w:numId w:val="1017"/>
-        </w:numPr>
-        <w:pStyle w:val="Compact"/>
-      </w:pPr>
-      <w:r>
-        <w:t xml:space="preserve">Setelah terbaca, sistem menyelesaikan target scan dan membuka halaman verifikasi.</w:t>
-      </w:r>
-    </w:p>
-    <w:p>
-      <w:pPr>
-        <w:numPr>
-          <w:ilvl w:val="0"/>
-          <w:numId w:val="1017"/>
-        </w:numPr>
-        <w:pStyle w:val="Compact"/>
-      </w:pPr>
-      <w:r>
-        <w:t xml:space="preserve">Baca status. Jangan kembali lalu memindai QR yang sama kecuali ingin menguji replay.</w:t>
+        <w:t xml:space="preserve">Gambar 11a. Log modifikasi individual.</w:t>
       </w:r>
     </w:p>
     <w:p>
@@ -4738,1075 +5806,7 @@
       <w:r>
         <w:drawing>
           <ns1:inline>
-            <ns1:extent cx="5334000" cy="4638939"/>
-            <ns1:effectExtent b="0" l="0" r="0" t="0"/>
-            <ns1:docPr descr="Gambar 8. Scanner HP dan input manual." title="" id="85" name="Picture"/>
-            <ns2:graphic>
-              <ns2:graphicData uri="http://schemas.openxmlformats.org/drawingml/2006/picture">
-                <ns3:pic>
-                  <ns3:nvPicPr>
-                    <ns3:cNvPr descr="manual-assets/06_scanner_hp_mobile.jpg" id="86" name="Picture"/>
-                    <ns3:cNvPicPr>
-                      <ns2:picLocks noChangeArrowheads="1" noChangeAspect="1"/>
-                    </ns3:cNvPicPr>
-                  </ns3:nvPicPr>
-                  <ns3:blipFill>
-                    <ns2:blip r:embed="rId84"/>
-                    <ns2:stretch>
-                      <ns2:fillRect/>
-                    </ns2:stretch>
-                  </ns3:blipFill>
-                  <ns3:spPr bwMode="auto">
-                    <ns2:xfrm>
-                      <ns2:off x="0" y="0"/>
-                      <ns2:ext cx="5334000" cy="4638939"/>
-                    </ns2:xfrm>
-                    <ns2:prstGeom prst="rect">
-                      <ns2:avLst/>
-                    </ns2:prstGeom>
-                    <ns2:noFill/>
-                    <ns2:ln w="9525">
-                      <ns2:noFill/>
-                      <ns2:headEnd/>
-                      <ns2:tailEnd/>
-                    </ns2:ln>
-                  </ns3:spPr>
-                </ns3:pic>
-              </ns2:graphicData>
-            </ns2:graphic>
-          </ns1:inline>
-        </w:drawing>
-      </w:r>
-    </w:p>
-    <w:p>
-      <w:pPr>
-        <w:pStyle w:val="ImageCaption"/>
-      </w:pPr>
-      <w:r>
-        <w:t xml:space="preserve">Gambar 8. Scanner HP dan input manual.</w:t>
-      </w:r>
-    </w:p>
-    <w:bookmarkEnd w:id="87"/>
-    <w:bookmarkStart w:id="88" w:name="input-manual"/>
-    <w:p>
-      <w:pPr>
-        <w:pStyle w:val="Heading2"/>
-      </w:pPr>
-      <w:r>
-        <w:rPr>
-          <w:rStyle w:val="SectionNumber"/>
-        </w:rPr>
-        <w:t xml:space="preserve">8.3</w:t>
-      </w:r>
-      <w:r>
-        <w:tab/>
-      </w:r>
-      <w:r>
-        <w:t xml:space="preserve">Input Manual</w:t>
-      </w:r>
-    </w:p>
-    <w:p>
-      <w:pPr>
-        <w:pStyle w:val="FirstParagraph"/>
-      </w:pPr>
-      <w:r>
-        <w:t xml:space="preserve">Bila kamera tidak tersedia:</w:t>
-      </w:r>
-    </w:p>
-    <w:p>
-      <w:pPr>
-        <w:numPr>
-          <w:ilvl w:val="0"/>
-          <w:numId w:val="1018"/>
-        </w:numPr>
-        <w:pStyle w:val="Compact"/>
-      </w:pPr>
-      <w:r>
-        <w:t xml:space="preserve">Salin URL QR atau data QR lengkap.</w:t>
-      </w:r>
-    </w:p>
-    <w:p>
-      <w:pPr>
-        <w:numPr>
-          <w:ilvl w:val="0"/>
-          <w:numId w:val="1018"/>
-        </w:numPr>
-        <w:pStyle w:val="Compact"/>
-      </w:pPr>
-      <w:r>
-        <w:t xml:space="preserve">Tempel pada field</w:t>
-      </w:r>
-      <w:r>
-        <w:t xml:space="preserve"> </w:t>
-      </w:r>
-      <w:r>
-        <w:rPr>
-          <w:bCs/>
-          <w:b/>
-        </w:rPr>
-        <w:t xml:space="preserve">Input manual</w:t>
-      </w:r>
-      <w:r>
-        <w:t xml:space="preserve">.</w:t>
-      </w:r>
-    </w:p>
-    <w:p>
-      <w:pPr>
-        <w:numPr>
-          <w:ilvl w:val="0"/>
-          <w:numId w:val="1018"/>
-        </w:numPr>
-        <w:pStyle w:val="Compact"/>
-      </w:pPr>
-      <w:r>
-        <w:t xml:space="preserve">Jalankan tombol buka/verifikasi.</w:t>
-      </w:r>
-    </w:p>
-    <w:p>
-      <w:pPr>
-        <w:numPr>
-          <w:ilvl w:val="0"/>
-          <w:numId w:val="1018"/>
-        </w:numPr>
-        <w:pStyle w:val="Compact"/>
-      </w:pPr>
-      <w:r>
-        <w:t xml:space="preserve">Pastikan URL mengarah ke domain sistem, terutama untuk QR dengan bentuk</w:t>
-      </w:r>
-      <w:r>
-        <w:t xml:space="preserve"> </w:t>
-      </w:r>
-      <w:r>
-        <w:rPr>
-          <w:rStyle w:val="VerbatimChar"/>
-        </w:rPr>
-        <w:t xml:space="preserve">/v/&lt;token&gt;</w:t>
-      </w:r>
-      <w:r>
-        <w:t xml:space="preserve">.</w:t>
-      </w:r>
-    </w:p>
-    <w:bookmarkEnd w:id="88"/>
-    <w:bookmarkStart w:id="89" w:name="masalah-kamera"/>
-    <w:p>
-      <w:pPr>
-        <w:pStyle w:val="Heading2"/>
-      </w:pPr>
-      <w:r>
-        <w:rPr>
-          <w:rStyle w:val="SectionNumber"/>
-        </w:rPr>
-        <w:t xml:space="preserve">8.4</w:t>
-      </w:r>
-      <w:r>
-        <w:tab/>
-      </w:r>
-      <w:r>
-        <w:t xml:space="preserve">Masalah Kamera</w:t>
-      </w:r>
-    </w:p>
-    <w:tbl>
-      <w:tblPr>
-        <w:tblStyle w:val="Table"/>
-        <w:tblW w:type="pct" w:w="5000"/>
-        <w:tblLook w:firstRow="1" w:lastRow="0" w:firstColumn="0" w:lastColumn="0" w:noHBand="0" w:noVBand="0" w:val="0020"/>
-        <w:jc w:val="start"/>
-      </w:tblPr>
-      <w:tblGrid>
-        <w:gridCol w:w="3960"/>
-        <w:gridCol w:w="3960"/>
-      </w:tblGrid>
-      <w:tr>
-        <w:trPr>
-          <w:tblHeader w:val="true"/>
-        </w:trPr>
-        <w:tc>
-          <w:tcPr/>
-          <w:p>
-            <w:pPr>
-              <w:pStyle w:val="Compact"/>
-              <w:jc w:val="left"/>
-            </w:pPr>
-            <w:r>
-              <w:t xml:space="preserve">Gejala</w:t>
-            </w:r>
-          </w:p>
-        </w:tc>
-        <w:tc>
-          <w:tcPr/>
-          <w:p>
-            <w:pPr>
-              <w:pStyle w:val="Compact"/>
-              <w:jc w:val="left"/>
-            </w:pPr>
-            <w:r>
-              <w:t xml:space="preserve">Penanganan</w:t>
-            </w:r>
-          </w:p>
-        </w:tc>
-      </w:tr>
-      <w:tr>
-        <w:tc>
-          <w:tcPr/>
-          <w:p>
-            <w:pPr>
-              <w:pStyle w:val="Compact"/>
-              <w:jc w:val="left"/>
-            </w:pPr>
-            <w:r>
-              <w:t xml:space="preserve">Izin kamera ditolak</w:t>
-            </w:r>
-          </w:p>
-        </w:tc>
-        <w:tc>
-          <w:tcPr/>
-          <w:p>
-            <w:pPr>
-              <w:pStyle w:val="Compact"/>
-              <w:jc w:val="left"/>
-            </w:pPr>
-            <w:r>
-              <w:t xml:space="preserve">Buka pengaturan situs browser, izinkan Camera, lalu muat ulang.</w:t>
-            </w:r>
-          </w:p>
-        </w:tc>
-      </w:tr>
-      <w:tr>
-        <w:tc>
-          <w:tcPr/>
-          <w:p>
-            <w:pPr>
-              <w:pStyle w:val="Compact"/>
-              <w:jc w:val="left"/>
-            </w:pPr>
-            <w:r>
-              <w:t xml:space="preserve">Layar kamera hitam</w:t>
-            </w:r>
-          </w:p>
-        </w:tc>
-        <w:tc>
-          <w:tcPr/>
-          <w:p>
-            <w:pPr>
-              <w:pStyle w:val="Compact"/>
-              <w:jc w:val="left"/>
-            </w:pPr>
-            <w:r>
-              <w:t xml:space="preserve">Tutup aplikasi lain yang memakai kamera; ganti kamera depan/belakang.</w:t>
-            </w:r>
-          </w:p>
-        </w:tc>
-      </w:tr>
-      <w:tr>
-        <w:tc>
-          <w:tcPr/>
-          <w:p>
-            <w:pPr>
-              <w:pStyle w:val="Compact"/>
-              <w:jc w:val="left"/>
-            </w:pPr>
-            <w:r>
-              <w:t xml:space="preserve">QR terbaca tetapi URL gagal</w:t>
-            </w:r>
-          </w:p>
-        </w:tc>
-        <w:tc>
-          <w:tcPr/>
-          <w:p>
-            <w:pPr>
-              <w:pStyle w:val="Compact"/>
-              <w:jc w:val="left"/>
-            </w:pPr>
-            <w:r>
-              <w:t xml:space="preserve">Pastikan koneksi dan</w:t>
-            </w:r>
-            <w:r>
-              <w:t xml:space="preserve"> </w:t>
-            </w:r>
-            <w:r>
-              <w:rPr>
-                <w:rStyle w:val="VerbatimChar"/>
-              </w:rPr>
-              <w:t xml:space="preserve">BASE_URL</w:t>
-            </w:r>
-            <w:r>
-              <w:t xml:space="preserve"> </w:t>
-            </w:r>
-            <w:r>
-              <w:t xml:space="preserve">saat QR dibuat menggunakan domain yang dapat diakses HP.</w:t>
-            </w:r>
-          </w:p>
-        </w:tc>
-      </w:tr>
-      <w:tr>
-        <w:tc>
-          <w:tcPr/>
-          <w:p>
-            <w:pPr>
-              <w:pStyle w:val="Compact"/>
-              <w:jc w:val="left"/>
-            </w:pPr>
-            <w:r>
-              <w:t xml:space="preserve">Scan berulang</w:t>
-            </w:r>
-          </w:p>
-        </w:tc>
-        <w:tc>
-          <w:tcPr/>
-          <w:p>
-            <w:pPr>
-              <w:pStyle w:val="Compact"/>
-              <w:jc w:val="left"/>
-            </w:pPr>
-            <w:r>
-              <w:t xml:space="preserve">Jauhkan QR setelah pembacaan pertama dan tunggu hasil tampil.</w:t>
-            </w:r>
-          </w:p>
-        </w:tc>
-      </w:tr>
-    </w:tbl>
-    <w:bookmarkEnd w:id="89"/>
-    <w:bookmarkEnd w:id="90"/>
-    <w:bookmarkStart w:id="97" w:name="verifikasi-scanner-usb"/>
-    <w:p>
-      <w:pPr>
-        <w:pStyle w:val="Heading1"/>
-      </w:pPr>
-      <w:r>
-        <w:rPr>
-          <w:rStyle w:val="SectionNumber"/>
-        </w:rPr>
-        <w:t xml:space="preserve">9</w:t>
-      </w:r>
-      <w:r>
-        <w:tab/>
-      </w:r>
-      <w:r>
-        <w:t xml:space="preserve">Verifikasi Scanner USB</w:t>
-      </w:r>
-    </w:p>
-    <w:bookmarkStart w:id="94" w:name="cara-kerja"/>
-    <w:p>
-      <w:pPr>
-        <w:pStyle w:val="Heading2"/>
-      </w:pPr>
-      <w:r>
-        <w:rPr>
-          <w:rStyle w:val="SectionNumber"/>
-        </w:rPr>
-        <w:t xml:space="preserve">9.1</w:t>
-      </w:r>
-      <w:r>
-        <w:tab/>
-      </w:r>
-      <w:r>
-        <w:t xml:space="preserve">Cara Kerja</w:t>
-      </w:r>
-    </w:p>
-    <w:p>
-      <w:pPr>
-        <w:pStyle w:val="FirstParagraph"/>
-      </w:pPr>
-      <w:r>
-        <w:t xml:space="preserve">Scanner USB diperlakukan seperti keyboard. Perangkat menulis isi QR ke input dan biasanya mengirim Enter untuk memulai verifikasi.</w:t>
-      </w:r>
-    </w:p>
-    <w:p>
-      <w:pPr>
-        <w:pStyle w:val="CaptionedFigure"/>
-      </w:pPr>
-      <w:r>
-        <w:drawing>
-          <ns1:inline>
-            <ns1:extent cx="5334000" cy="3389393"/>
-            <ns1:effectExtent b="0" l="0" r="0" t="0"/>
-            <ns1:docPr descr="Gambar 9. Halaman Scanner Langsung/USB." title="" id="92" name="Picture"/>
-            <ns2:graphic>
-              <ns2:graphicData uri="http://schemas.openxmlformats.org/drawingml/2006/picture">
-                <ns3:pic>
-                  <ns3:nvPicPr>
-                    <ns3:cNvPr descr="manual-assets/07_scanner_usb_verify_direct.jpg" id="93" name="Picture"/>
-                    <ns3:cNvPicPr>
-                      <ns2:picLocks noChangeArrowheads="1" noChangeAspect="1"/>
-                    </ns3:cNvPicPr>
-                  </ns3:nvPicPr>
-                  <ns3:blipFill>
-                    <ns2:blip r:embed="rId91"/>
-                    <ns2:stretch>
-                      <ns2:fillRect/>
-                    </ns2:stretch>
-                  </ns3:blipFill>
-                  <ns3:spPr bwMode="auto">
-                    <ns2:xfrm>
-                      <ns2:off x="0" y="0"/>
-                      <ns2:ext cx="5334000" cy="3389393"/>
-                    </ns2:xfrm>
-                    <ns2:prstGeom prst="rect">
-                      <ns2:avLst/>
-                    </ns2:prstGeom>
-                    <ns2:noFill/>
-                    <ns2:ln w="9525">
-                      <ns2:noFill/>
-                      <ns2:headEnd/>
-                      <ns2:tailEnd/>
-                    </ns2:ln>
-                  </ns3:spPr>
-                </ns3:pic>
-              </ns2:graphicData>
-            </ns2:graphic>
-          </ns1:inline>
-        </w:drawing>
-      </w:r>
-    </w:p>
-    <w:p>
-      <w:pPr>
-        <w:pStyle w:val="ImageCaption"/>
-      </w:pPr>
-      <w:r>
-        <w:t xml:space="preserve">Gambar 9. Halaman Scanner Langsung/USB.</w:t>
-      </w:r>
-    </w:p>
-    <w:bookmarkEnd w:id="94"/>
-    <w:bookmarkStart w:id="95" w:name="prosedur"/>
-    <w:p>
-      <w:pPr>
-        <w:pStyle w:val="Heading2"/>
-      </w:pPr>
-      <w:r>
-        <w:rPr>
-          <w:rStyle w:val="SectionNumber"/>
-        </w:rPr>
-        <w:t xml:space="preserve">9.2</w:t>
-      </w:r>
-      <w:r>
-        <w:tab/>
-      </w:r>
-      <w:r>
-        <w:t xml:space="preserve">Prosedur</w:t>
-      </w:r>
-    </w:p>
-    <w:p>
-      <w:pPr>
-        <w:numPr>
-          <w:ilvl w:val="0"/>
-          <w:numId w:val="1019"/>
-        </w:numPr>
-        <w:pStyle w:val="Compact"/>
-      </w:pPr>
-      <w:r>
-        <w:t xml:space="preserve">Sambungkan scanner USB dan tunggu sistem operasi mengenalinya.</w:t>
-      </w:r>
-    </w:p>
-    <w:p>
-      <w:pPr>
-        <w:numPr>
-          <w:ilvl w:val="0"/>
-          <w:numId w:val="1019"/>
-        </w:numPr>
-        <w:pStyle w:val="Compact"/>
-      </w:pPr>
-      <w:r>
-        <w:t xml:space="preserve">Buka</w:t>
-      </w:r>
-      <w:r>
-        <w:t xml:space="preserve"> </w:t>
-      </w:r>
-      <w:r>
-        <w:rPr>
-          <w:rStyle w:val="VerbatimChar"/>
-        </w:rPr>
-        <w:t xml:space="preserve">/verify_direct</w:t>
-      </w:r>
-      <w:r>
-        <w:t xml:space="preserve">.</w:t>
-      </w:r>
-    </w:p>
-    <w:p>
-      <w:pPr>
-        <w:numPr>
-          <w:ilvl w:val="0"/>
-          <w:numId w:val="1019"/>
-        </w:numPr>
-        <w:pStyle w:val="Compact"/>
-      </w:pPr>
-      <w:r>
-        <w:t xml:space="preserve">Klik field</w:t>
-      </w:r>
-      <w:r>
-        <w:t xml:space="preserve"> </w:t>
-      </w:r>
-      <w:r>
-        <w:rPr>
-          <w:bCs/>
-          <w:b/>
-        </w:rPr>
-        <w:t xml:space="preserve">Scan QR Code di sini</w:t>
-      </w:r>
-      <w:r>
-        <w:t xml:space="preserve"> </w:t>
-      </w:r>
-      <w:r>
-        <w:t xml:space="preserve">sampai kursor aktif.</w:t>
-      </w:r>
-    </w:p>
-    <w:p>
-      <w:pPr>
-        <w:numPr>
-          <w:ilvl w:val="0"/>
-          <w:numId w:val="1019"/>
-        </w:numPr>
-        <w:pStyle w:val="Compact"/>
-      </w:pPr>
-      <w:r>
-        <w:t xml:space="preserve">Pindai QR satu kali.</w:t>
-      </w:r>
-    </w:p>
-    <w:p>
-      <w:pPr>
-        <w:numPr>
-          <w:ilvl w:val="0"/>
-          <w:numId w:val="1019"/>
-        </w:numPr>
-        <w:pStyle w:val="Compact"/>
-      </w:pPr>
-      <w:r>
-        <w:t xml:space="preserve">Jika scanner tidak mengirim Enter, klik tombol verifikasi pada halaman.</w:t>
-      </w:r>
-    </w:p>
-    <w:p>
-      <w:pPr>
-        <w:numPr>
-          <w:ilvl w:val="0"/>
-          <w:numId w:val="1019"/>
-        </w:numPr>
-        <w:pStyle w:val="Compact"/>
-      </w:pPr>
-      <w:r>
-        <w:t xml:space="preserve">Baca hasil dan pastikan counter berhasil/gagal berubah dengan benar.</w:t>
-      </w:r>
-    </w:p>
-    <w:p>
-      <w:pPr>
-        <w:numPr>
-          <w:ilvl w:val="0"/>
-          <w:numId w:val="1019"/>
-        </w:numPr>
-        <w:pStyle w:val="Compact"/>
-      </w:pPr>
-      <w:r>
-        <w:t xml:space="preserve">Pastikan input kembali kosong/fokus sebelum QR berikutnya.</w:t>
-      </w:r>
-    </w:p>
-    <w:bookmarkEnd w:id="95"/>
-    <w:bookmarkStart w:id="96" w:name="uji-perangkat-sebelum-operasional"/>
-    <w:p>
-      <w:pPr>
-        <w:pStyle w:val="Heading2"/>
-      </w:pPr>
-      <w:r>
-        <w:rPr>
-          <w:rStyle w:val="SectionNumber"/>
-        </w:rPr>
-        <w:t xml:space="preserve">9.3</w:t>
-      </w:r>
-      <w:r>
-        <w:tab/>
-      </w:r>
-      <w:r>
-        <w:t xml:space="preserve">Uji Perangkat Sebelum Operasional</w:t>
-      </w:r>
-    </w:p>
-    <w:p>
-      <w:pPr>
-        <w:pStyle w:val="FirstParagraph"/>
-      </w:pPr>
-      <w:r>
-        <w:t xml:space="preserve">Buka editor teks, pindai QR uji, lalu pastikan data muncul utuh dan diakhiri Enter. Jika karakter terpotong, samakan layout keyboard perangkat dengan konfigurasi scanner atau turunkan kecepatan output scanner.</w:t>
-      </w:r>
-    </w:p>
-    <w:bookmarkEnd w:id="96"/>
-    <w:bookmarkEnd w:id="97"/>
-    <w:bookmarkStart w:id="112" w:name="modifikasi-qr-untuk-pengujian"/>
-    <w:p>
-      <w:pPr>
-        <w:pStyle w:val="Heading1"/>
-      </w:pPr>
-      <w:r>
-        <w:rPr>
-          <w:rStyle w:val="SectionNumber"/>
-        </w:rPr>
-        <w:t xml:space="preserve">10</w:t>
-      </w:r>
-      <w:r>
-        <w:tab/>
-      </w:r>
-      <w:r>
-        <w:t xml:space="preserve">Modifikasi QR untuk Pengujian</w:t>
-      </w:r>
-    </w:p>
-    <w:p>
-      <w:pPr>
-        <w:pStyle w:val="BlockText"/>
-      </w:pPr>
-      <w:r>
-        <w:rPr>
-          <w:bCs/>
-          <w:b/>
-        </w:rPr>
-        <w:t xml:space="preserve">PERINGATAN:</w:t>
-      </w:r>
-      <w:r>
-        <w:t xml:space="preserve"> </w:t>
-      </w:r>
-      <w:r>
-        <w:t xml:space="preserve">fitur ini sengaja membuat QR palsu/tidak valid. Gunakan hanya pada lingkungan dan data uji yang berizin. Jangan mendistribusikan output sebagai QR resmi.</w:t>
-      </w:r>
-    </w:p>
-    <w:bookmarkStart w:id="104" w:name="jenis-simulasi"/>
-    <w:p>
-      <w:pPr>
-        <w:pStyle w:val="Heading2"/>
-      </w:pPr>
-      <w:r>
-        <w:rPr>
-          <w:rStyle w:val="SectionNumber"/>
-        </w:rPr>
-        <w:t xml:space="preserve">10.1</w:t>
-      </w:r>
-      <w:r>
-        <w:tab/>
-      </w:r>
-      <w:r>
-        <w:t xml:space="preserve">Jenis Simulasi</w:t>
-      </w:r>
-    </w:p>
-    <w:p>
-      <w:pPr>
-        <w:numPr>
-          <w:ilvl w:val="0"/>
-          <w:numId w:val="1020"/>
-        </w:numPr>
-        <w:pStyle w:val="Compact"/>
-      </w:pPr>
-      <w:r>
-        <w:rPr>
-          <w:bCs/>
-          <w:b/>
-        </w:rPr>
-        <w:t xml:space="preserve">Modifikasi Nama/ID:</w:t>
-      </w:r>
-      <w:r>
-        <w:t xml:space="preserve"> </w:t>
-      </w:r>
-      <w:r>
-        <w:t xml:space="preserve">mengubah field data.</w:t>
-      </w:r>
-    </w:p>
-    <w:p>
-      <w:pPr>
-        <w:numPr>
-          <w:ilvl w:val="0"/>
-          <w:numId w:val="1020"/>
-        </w:numPr>
-        <w:pStyle w:val="Compact"/>
-      </w:pPr>
-      <w:r>
-        <w:rPr>
-          <w:bCs/>
-          <w:b/>
-        </w:rPr>
-        <w:t xml:space="preserve">Replay Attack:</w:t>
-      </w:r>
-      <w:r>
-        <w:t xml:space="preserve"> </w:t>
-      </w:r>
-      <w:r>
-        <w:t xml:space="preserve">menggunakan ulang payload/nonce.</w:t>
-      </w:r>
-    </w:p>
-    <w:p>
-      <w:pPr>
-        <w:numPr>
-          <w:ilvl w:val="0"/>
-          <w:numId w:val="1020"/>
-        </w:numPr>
-        <w:pStyle w:val="Compact"/>
-      </w:pPr>
-      <w:r>
-        <w:rPr>
-          <w:bCs/>
-          <w:b/>
-        </w:rPr>
-        <w:t xml:space="preserve">Ubah Timestamp:</w:t>
-      </w:r>
-      <w:r>
-        <w:t xml:space="preserve"> </w:t>
-      </w:r>
-      <w:r>
-        <w:t xml:space="preserve">menguji kebijakan umur payload.</w:t>
-      </w:r>
-    </w:p>
-    <w:p>
-      <w:pPr>
-        <w:numPr>
-          <w:ilvl w:val="0"/>
-          <w:numId w:val="1020"/>
-        </w:numPr>
-        <w:pStyle w:val="Compact"/>
-      </w:pPr>
-      <w:r>
-        <w:rPr>
-          <w:bCs/>
-          <w:b/>
-        </w:rPr>
-        <w:t xml:space="preserve">Corrupt Signature:</w:t>
-      </w:r>
-      <w:r>
-        <w:t xml:space="preserve"> </w:t>
-      </w:r>
-      <w:r>
-        <w:t xml:space="preserve">merusak signature untuk memastikan penolakan.</w:t>
-      </w:r>
-    </w:p>
-    <w:p>
-      <w:pPr>
-        <w:numPr>
-          <w:ilvl w:val="0"/>
-          <w:numId w:val="1020"/>
-        </w:numPr>
-        <w:pStyle w:val="Compact"/>
-      </w:pPr>
-      <w:r>
-        <w:rPr>
-          <w:bCs/>
-          <w:b/>
-        </w:rPr>
-        <w:t xml:space="preserve">Batch Modifikasi:</w:t>
-      </w:r>
-      <w:r>
-        <w:t xml:space="preserve"> </w:t>
-      </w:r>
-      <w:r>
-        <w:t xml:space="preserve">menerapkan skenario melalui CSV.</w:t>
-      </w:r>
-    </w:p>
-    <w:p>
-      <w:pPr>
-        <w:pStyle w:val="CaptionedFigure"/>
-      </w:pPr>
-      <w:r>
-        <w:drawing>
-          <ns1:inline>
-            <ns1:extent cx="5334000" cy="2998910"/>
-            <ns1:effectExtent b="0" l="0" r="0" t="0"/>
-            <ns1:docPr descr="Gambar 10a. Halaman Modifikasi QR bagian upload dan batch." title="" id="99" name="Picture"/>
-            <ns2:graphic>
-              <ns2:graphicData uri="http://schemas.openxmlformats.org/drawingml/2006/picture">
-                <ns3:pic>
-                  <ns3:nvPicPr>
-                    <ns3:cNvPr descr="manual-assets/08_modify_qr_01.jpg" id="100" name="Picture"/>
-                    <ns3:cNvPicPr>
-                      <ns2:picLocks noChangeArrowheads="1" noChangeAspect="1"/>
-                    </ns3:cNvPicPr>
-                  </ns3:nvPicPr>
-                  <ns3:blipFill>
-                    <ns2:blip r:embed="rId98"/>
-                    <ns2:stretch>
-                      <ns2:fillRect/>
-                    </ns2:stretch>
-                  </ns3:blipFill>
-                  <ns3:spPr bwMode="auto">
-                    <ns2:xfrm>
-                      <ns2:off x="0" y="0"/>
-                      <ns2:ext cx="5334000" cy="2998910"/>
-                    </ns2:xfrm>
-                    <ns2:prstGeom prst="rect">
-                      <ns2:avLst/>
-                    </ns2:prstGeom>
-                    <ns2:noFill/>
-                    <ns2:ln w="9525">
-                      <ns2:noFill/>
-                      <ns2:headEnd/>
-                      <ns2:tailEnd/>
-                    </ns2:ln>
-                  </ns3:spPr>
-                </ns3:pic>
-              </ns2:graphicData>
-            </ns2:graphic>
-          </ns1:inline>
-        </w:drawing>
-      </w:r>
-    </w:p>
-    <w:p>
-      <w:pPr>
-        <w:pStyle w:val="ImageCaption"/>
-      </w:pPr>
-      <w:r>
-        <w:t xml:space="preserve">Gambar 10a. Halaman Modifikasi QR bagian upload dan batch.</w:t>
-      </w:r>
-    </w:p>
-    <w:p>
-      <w:pPr>
-        <w:pStyle w:val="CaptionedFigure"/>
-      </w:pPr>
-      <w:r>
-        <w:drawing>
-          <ns1:inline>
-            <ns1:extent cx="5334000" cy="2998910"/>
-            <ns1:effectExtent b="0" l="0" r="0" t="0"/>
-            <ns1:docPr descr="Gambar 10b. Penjelasan jenis modifikasi pada halaman." title="" id="102" name="Picture"/>
-            <ns2:graphic>
-              <ns2:graphicData uri="http://schemas.openxmlformats.org/drawingml/2006/picture">
-                <ns3:pic>
-                  <ns3:nvPicPr>
-                    <ns3:cNvPr descr="manual-assets/08_modify_qr_02.jpg" id="103" name="Picture"/>
-                    <ns3:cNvPicPr>
-                      <ns2:picLocks noChangeArrowheads="1" noChangeAspect="1"/>
-                    </ns3:cNvPicPr>
-                  </ns3:nvPicPr>
-                  <ns3:blipFill>
-                    <ns2:blip r:embed="rId101"/>
-                    <ns2:stretch>
-                      <ns2:fillRect/>
-                    </ns2:stretch>
-                  </ns3:blipFill>
-                  <ns3:spPr bwMode="auto">
-                    <ns2:xfrm>
-                      <ns2:off x="0" y="0"/>
-                      <ns2:ext cx="5334000" cy="2998910"/>
-                    </ns2:xfrm>
-                    <ns2:prstGeom prst="rect">
-                      <ns2:avLst/>
-                    </ns2:prstGeom>
-                    <ns2:noFill/>
-                    <ns2:ln w="9525">
-                      <ns2:noFill/>
-                      <ns2:headEnd/>
-                      <ns2:tailEnd/>
-                    </ns2:ln>
-                  </ns3:spPr>
-                </ns3:pic>
-              </ns2:graphicData>
-            </ns2:graphic>
-          </ns1:inline>
-        </w:drawing>
-      </w:r>
-    </w:p>
-    <w:p>
-      <w:pPr>
-        <w:pStyle w:val="ImageCaption"/>
-      </w:pPr>
-      <w:r>
-        <w:t xml:space="preserve">Gambar 10b. Penjelasan jenis modifikasi pada halaman.</w:t>
-      </w:r>
-    </w:p>
-    <w:bookmarkEnd w:id="104"/>
-    <w:bookmarkStart w:id="111" w:name="prosedur-aman"/>
-    <w:p>
-      <w:pPr>
-        <w:pStyle w:val="Heading2"/>
-      </w:pPr>
-      <w:r>
-        <w:rPr>
-          <w:rStyle w:val="SectionNumber"/>
-        </w:rPr>
-        <w:t xml:space="preserve">10.2</w:t>
-      </w:r>
-      <w:r>
-        <w:tab/>
-      </w:r>
-      <w:r>
-        <w:t xml:space="preserve">Prosedur Aman</w:t>
-      </w:r>
-    </w:p>
-    <w:p>
-      <w:pPr>
-        <w:numPr>
-          <w:ilvl w:val="0"/>
-          <w:numId w:val="1021"/>
-        </w:numPr>
-        <w:pStyle w:val="Compact"/>
-      </w:pPr>
-      <w:r>
-        <w:t xml:space="preserve">Gunakan QR uji, bukan QR produksi aktif.</w:t>
-      </w:r>
-    </w:p>
-    <w:p>
-      <w:pPr>
-        <w:numPr>
-          <w:ilvl w:val="0"/>
-          <w:numId w:val="1021"/>
-        </w:numPr>
-        <w:pStyle w:val="Compact"/>
-      </w:pPr>
-      <w:r>
-        <w:t xml:space="preserve">Catat tujuan dan penanggung jawab pengujian.</w:t>
-      </w:r>
-    </w:p>
-    <w:p>
-      <w:pPr>
-        <w:numPr>
-          <w:ilvl w:val="0"/>
-          <w:numId w:val="1021"/>
-        </w:numPr>
-        <w:pStyle w:val="Compact"/>
-      </w:pPr>
-      <w:r>
-        <w:t xml:space="preserve">Upload QR asli melalui</w:t>
-      </w:r>
-      <w:r>
-        <w:t xml:space="preserve"> </w:t>
-      </w:r>
-      <w:r>
-        <w:rPr>
-          <w:bCs/>
-          <w:b/>
-        </w:rPr>
-        <w:t xml:space="preserve">Pilih QR Code yang valid</w:t>
-      </w:r>
-      <w:r>
-        <w:t xml:space="preserve">.</w:t>
-      </w:r>
-    </w:p>
-    <w:p>
-      <w:pPr>
-        <w:numPr>
-          <w:ilvl w:val="0"/>
-          <w:numId w:val="1021"/>
-        </w:numPr>
-        <w:pStyle w:val="Compact"/>
-      </w:pPr>
-      <w:r>
-        <w:t xml:space="preserve">Pilih modifikasi dan isi nilai uji.</w:t>
-      </w:r>
-    </w:p>
-    <w:p>
-      <w:pPr>
-        <w:numPr>
-          <w:ilvl w:val="0"/>
-          <w:numId w:val="1021"/>
-        </w:numPr>
-        <w:pStyle w:val="Compact"/>
-      </w:pPr>
-      <w:r>
-        <w:t xml:space="preserve">Terapkan modifikasi.</w:t>
-      </w:r>
-    </w:p>
-    <w:p>
-      <w:pPr>
-        <w:numPr>
-          <w:ilvl w:val="0"/>
-          <w:numId w:val="1021"/>
-        </w:numPr>
-        <w:pStyle w:val="Compact"/>
-      </w:pPr>
-      <w:r>
-        <w:t xml:space="preserve">Verifikasi QR hasil dan pastikan sistem menolaknya dengan klasifikasi yang diharapkan.</w:t>
-      </w:r>
-    </w:p>
-    <w:p>
-      <w:pPr>
-        <w:numPr>
-          <w:ilvl w:val="0"/>
-          <w:numId w:val="1021"/>
-        </w:numPr>
-        <w:pStyle w:val="Compact"/>
-      </w:pPr>
-      <w:r>
-        <w:t xml:space="preserve">Buka</w:t>
-      </w:r>
-      <w:r>
-        <w:t xml:space="preserve"> </w:t>
-      </w:r>
-      <w:r>
-        <w:rPr>
-          <w:bCs/>
-          <w:b/>
-        </w:rPr>
-        <w:t xml:space="preserve">Log Modifikasi</w:t>
-      </w:r>
-      <w:r>
-        <w:t xml:space="preserve"> </w:t>
-      </w:r>
-      <w:r>
-        <w:t xml:space="preserve">untuk menyimpan bukti.</w:t>
-      </w:r>
-    </w:p>
-    <w:p>
-      <w:pPr>
-        <w:numPr>
-          <w:ilvl w:val="0"/>
-          <w:numId w:val="1021"/>
-        </w:numPr>
-        <w:pStyle w:val="Compact"/>
-      </w:pPr>
-      <w:r>
-        <w:t xml:space="preserve">Hapus output uji setelah masa penyimpanan berakhir sesuai SOP.</w:t>
-      </w:r>
-    </w:p>
-    <w:p>
-      <w:pPr>
-        <w:pStyle w:val="CaptionedFigure"/>
-      </w:pPr>
-      <w:r>
-        <w:drawing>
-          <ns1:inline>
-            <ns1:extent cx="5334000" cy="2952052"/>
-            <ns1:effectExtent b="0" l="0" r="0" t="0"/>
-            <ns1:docPr descr="Gambar 11a. Log modifikasi individual." title="" id="106" name="Picture"/>
-            <ns2:graphic>
-              <ns2:graphicData uri="http://schemas.openxmlformats.org/drawingml/2006/picture">
-                <ns3:pic>
-                  <ns3:nvPicPr>
-                    <ns3:cNvPr descr="manual-assets/09_modification_logs_01.jpg" id="107" name="Picture"/>
-                    <ns3:cNvPicPr>
-                      <ns2:picLocks noChangeArrowheads="1" noChangeAspect="1"/>
-                    </ns3:cNvPicPr>
-                  </ns3:nvPicPr>
-                  <ns3:blipFill>
-                    <ns2:blip r:embed="rId105"/>
-                    <ns2:stretch>
-                      <ns2:fillRect/>
-                    </ns2:stretch>
-                  </ns3:blipFill>
-                  <ns3:spPr bwMode="auto">
-                    <ns2:xfrm>
-                      <ns2:off x="0" y="0"/>
-                      <ns2:ext cx="5334000" cy="2952052"/>
-                    </ns2:xfrm>
-                    <ns2:prstGeom prst="rect">
-                      <ns2:avLst/>
-                    </ns2:prstGeom>
-                    <ns2:noFill/>
-                    <ns2:ln w="9525">
-                      <ns2:noFill/>
-                      <ns2:headEnd/>
-                      <ns2:tailEnd/>
-                    </ns2:ln>
-                  </ns3:spPr>
-                </ns3:pic>
-              </ns2:graphicData>
-            </ns2:graphic>
-          </ns1:inline>
-        </w:drawing>
-      </w:r>
-    </w:p>
-    <w:p>
-      <w:pPr>
-        <w:pStyle w:val="ImageCaption"/>
-      </w:pPr>
-      <w:r>
-        <w:t xml:space="preserve">Gambar 11a. Log modifikasi individual.</w:t>
-      </w:r>
-    </w:p>
-    <w:p>
-      <w:pPr>
-        <w:pStyle w:val="CaptionedFigure"/>
-      </w:pPr>
-      <w:r>
-        <w:drawing>
-          <ns1:inline>
-            <ns1:extent cx="5334000" cy="2952052"/>
+            <ns1:extent cx="5334000" cy="3545587"/>
             <ns1:effectExtent b="0" l="0" r="0" t="0"/>
             <ns1:docPr descr="Gambar 11b. Ringkasan log modifikasi/batch." title="" id="109" name="Picture"/>
             <ns2:graphic>
@@ -5827,7 +5827,7 @@
                   <ns3:spPr bwMode="auto">
                     <ns2:xfrm>
                       <ns2:off x="0" y="0"/>
-                      <ns2:ext cx="5334000" cy="2952052"/>
+                      <ns2:ext cx="5334000" cy="3545587"/>
                     </ns2:xfrm>
                     <ns2:prstGeom prst="rect">
                       <ns2:avLst/>
@@ -6303,7 +6303,7 @@
       <w:r>
         <w:drawing>
           <ns1:inline>
-            <ns1:extent cx="5334000" cy="3401108"/>
+            <ns1:extent cx="5334000" cy="3916546"/>
             <ns1:effectExtent b="0" l="0" r="0" t="0"/>
             <ns1:docPr descr="Gambar 13a. Dashboard: KPI generate dan verifikasi." title="" id="119" name="Picture"/>
             <ns2:graphic>
@@ -6324,7 +6324,7 @@
                   <ns3:spPr bwMode="auto">
                     <ns2:xfrm>
                       <ns2:off x="0" y="0"/>
-                      <ns2:ext cx="5334000" cy="3401108"/>
+                      <ns2:ext cx="5334000" cy="3916546"/>
                     </ns2:xfrm>
                     <ns2:prstGeom prst="rect">
                       <ns2:avLst/>
@@ -6358,7 +6358,7 @@
       <w:r>
         <w:drawing>
           <ns1:inline>
-            <ns1:extent cx="5334000" cy="3401108"/>
+            <ns1:extent cx="5334000" cy="3916546"/>
             <ns1:effectExtent b="0" l="0" r="0" t="0"/>
             <ns1:docPr descr="Gambar 13b. Dashboard: statistik waktu dan distribusi data." title="" id="122" name="Picture"/>
             <ns2:graphic>
@@ -6379,7 +6379,7 @@
                   <ns3:spPr bwMode="auto">
                     <ns2:xfrm>
                       <ns2:off x="0" y="0"/>
-                      <ns2:ext cx="5334000" cy="3401108"/>
+                      <ns2:ext cx="5334000" cy="3916546"/>
                     </ns2:xfrm>
                     <ns2:prstGeom prst="rect">
                       <ns2:avLst/>
@@ -6413,7 +6413,7 @@
       <w:r>
         <w:drawing>
           <ns1:inline>
-            <ns1:extent cx="5334000" cy="3397203"/>
+            <ns1:extent cx="5334000" cy="3908736"/>
             <ns1:effectExtent b="0" l="0" r="0" t="0"/>
             <ns1:docPr descr="Gambar 13c. Dashboard: analisis lanjutan dan metodologi." title="" id="125" name="Picture"/>
             <ns2:graphic>
@@ -6434,7 +6434,7 @@
                   <ns3:spPr bwMode="auto">
                     <ns2:xfrm>
                       <ns2:off x="0" y="0"/>
-                      <ns2:ext cx="5334000" cy="3397203"/>
+                      <ns2:ext cx="5334000" cy="3908736"/>
                     </ns2:xfrm>
                     <ns2:prstGeom prst="rect">
                       <ns2:avLst/>
@@ -6831,7 +6831,7 @@
       <w:r>
         <w:drawing>
           <ns1:inline>
-            <ns1:extent cx="5334000" cy="2006490"/>
+            <ns1:extent cx="5334000" cy="2039470"/>
             <ns1:effectExtent b="0" l="0" r="0" t="0"/>
             <ns1:docPr descr="Gambar 14a. Log Generate bagian filter dan tabel awal." title="" id="132" name="Picture"/>
             <ns2:graphic>
@@ -6852,7 +6852,7 @@
                   <ns3:spPr bwMode="auto">
                     <ns2:xfrm>
                       <ns2:off x="0" y="0"/>
-                      <ns2:ext cx="5334000" cy="2006490"/>
+                      <ns2:ext cx="5334000" cy="2039470"/>
                     </ns2:xfrm>
                     <ns2:prstGeom prst="rect">
                       <ns2:avLst/>
@@ -6886,7 +6886,7 @@
       <w:r>
         <w:drawing>
           <ns1:inline>
-            <ns1:extent cx="5334000" cy="2004570"/>
+            <ns1:extent cx="5334000" cy="2037557"/>
             <ns1:effectExtent b="0" l="0" r="0" t="0"/>
             <ns1:docPr descr="Gambar 14b. Log Generate bagian tabel lanjutan/preview." title="" id="135" name="Picture"/>
             <ns2:graphic>
@@ -6907,7 +6907,7 @@
                   <ns3:spPr bwMode="auto">
                     <ns2:xfrm>
                       <ns2:off x="0" y="0"/>
-                      <ns2:ext cx="5334000" cy="2004570"/>
+                      <ns2:ext cx="5334000" cy="2037557"/>
                     </ns2:xfrm>
                     <ns2:prstGeom prst="rect">
                       <ns2:avLst/>
@@ -6976,7 +6976,7 @@
       <w:r>
         <w:drawing>
           <ns1:inline>
-            <ns1:extent cx="5334000" cy="3936070"/>
+            <ns1:extent cx="5334000" cy="4092263"/>
             <ns1:effectExtent b="0" l="0" r="0" t="0"/>
             <ns1:docPr descr="Gambar 15a. Log Verifikasi: filter dan tabel." title="" id="139" name="Picture"/>
             <ns2:graphic>
@@ -6997,7 +6997,7 @@
                   <ns3:spPr bwMode="auto">
                     <ns2:xfrm>
                       <ns2:off x="0" y="0"/>
-                      <ns2:ext cx="5334000" cy="3936070"/>
+                      <ns2:ext cx="5334000" cy="4092263"/>
                     </ns2:xfrm>
                     <ns2:prstGeom prst="rect">
                       <ns2:avLst/>
@@ -7031,7 +7031,7 @@
       <w:r>
         <w:drawing>
           <ns1:inline>
-            <ns1:extent cx="5334000" cy="3936070"/>
+            <ns1:extent cx="5334000" cy="4092263"/>
             <ns1:effectExtent b="0" l="0" r="0" t="0"/>
             <ns1:docPr descr="Gambar 15b. Log Verifikasi: lanjutan detail hasil." title="" id="142" name="Picture"/>
             <ns2:graphic>
@@ -7052,7 +7052,7 @@
                   <ns3:spPr bwMode="auto">
                     <ns2:xfrm>
                       <ns2:off x="0" y="0"/>
-                      <ns2:ext cx="5334000" cy="3936070"/>
+                      <ns2:ext cx="5334000" cy="4092263"/>
                     </ns2:xfrm>
                     <ns2:prstGeom prst="rect">
                       <ns2:avLst/>
@@ -7086,7 +7086,7 @@
       <w:r>
         <w:drawing>
           <ns1:inline>
-            <ns1:extent cx="5334000" cy="3928260"/>
+            <ns1:extent cx="5334000" cy="4088358"/>
             <ns1:effectExtent b="0" l="0" r="0" t="0"/>
             <ns1:docPr descr="Gambar 15c. Log Verifikasi: distribusi status dan performa." title="" id="145" name="Picture"/>
             <ns2:graphic>
@@ -7107,7 +7107,7 @@
                   <ns3:spPr bwMode="auto">
                     <ns2:xfrm>
                       <ns2:off x="0" y="0"/>
-                      <ns2:ext cx="5334000" cy="3928260"/>
+                      <ns2:ext cx="5334000" cy="4088358"/>
                     </ns2:xfrm>
                     <ns2:prstGeom prst="rect">
                       <ns2:avLst/>
@@ -7176,7 +7176,7 @@
       <w:r>
         <w:drawing>
           <ns1:inline>
-            <ns1:extent cx="5334000" cy="3721304"/>
+            <ns1:extent cx="5334000" cy="3323011"/>
             <ns1:effectExtent b="0" l="0" r="0" t="0"/>
             <ns1:docPr descr="Gambar 16a. Audit Log bagian atas." title="" id="149" name="Picture"/>
             <ns2:graphic>
@@ -7197,7 +7197,7 @@
                   <ns3:spPr bwMode="auto">
                     <ns2:xfrm>
                       <ns2:off x="0" y="0"/>
-                      <ns2:ext cx="5334000" cy="3721304"/>
+                      <ns2:ext cx="5334000" cy="3323011"/>
                     </ns2:xfrm>
                     <ns2:prstGeom prst="rect">
                       <ns2:avLst/>
@@ -7231,7 +7231,7 @@
       <w:r>
         <w:drawing>
           <ns1:inline>
-            <ns1:extent cx="5334000" cy="3717399"/>
+            <ns1:extent cx="5334000" cy="3319106"/>
             <ns1:effectExtent b="0" l="0" r="0" t="0"/>
             <ns1:docPr descr="Gambar 16b. Audit Log bagian bawah dan pagination." title="" id="152" name="Picture"/>
             <ns2:graphic>
@@ -7252,7 +7252,7 @@
                   <ns3:spPr bwMode="auto">
                     <ns2:xfrm>
                       <ns2:off x="0" y="0"/>
-                      <ns2:ext cx="5334000" cy="3717399"/>
+                      <ns2:ext cx="5334000" cy="3319106"/>
                     </ns2:xfrm>
                     <ns2:prstGeom prst="rect">
                       <ns2:avLst/>
@@ -7337,7 +7337,7 @@
       <w:r>
         <w:drawing>
           <ns1:inline>
-            <ns1:extent cx="5334000" cy="4392935"/>
+            <ns1:extent cx="5334000" cy="4841991"/>
             <ns1:effectExtent b="0" l="0" r="0" t="0"/>
             <ns1:docPr descr="Gambar 17. Status Teknis Keamanan." title="" id="157" name="Picture"/>
             <ns2:graphic>
@@ -7358,7 +7358,7 @@
                   <ns3:spPr bwMode="auto">
                     <ns2:xfrm>
                       <ns2:off x="0" y="0"/>
-                      <ns2:ext cx="5334000" cy="4392935"/>
+                      <ns2:ext cx="5334000" cy="4841991"/>
                     </ns2:xfrm>
                     <ns2:prstGeom prst="rect">
                       <ns2:avLst/>
@@ -7821,7 +7821,7 @@
     </w:p>
     <w:bookmarkEnd w:id="165"/>
     <w:bookmarkEnd w:id="166"/>
-    <w:bookmarkStart w:id="226" w:name="testing-system"/>
+    <w:bookmarkStart w:id="217" w:name="testing-system"/>
     <w:p>
       <w:pPr>
         <w:pStyle w:val="Heading1"/>
@@ -7857,7 +7857,7 @@
         <w:t xml:space="preserve">modul testing dapat menjalankan puluhan ribu operasi, membuat file/log, menembak endpoint nyata, dan meningkatkan beban server. Jalankan pada jadwal terkontrol dengan izin administrator.</w:t>
       </w:r>
     </w:p>
-    <w:bookmarkStart w:id="176" w:name="dashboard-testing"/>
+    <w:bookmarkStart w:id="173" w:name="dashboard-testing"/>
     <w:p>
       <w:pPr>
         <w:pStyle w:val="Heading2"/>
@@ -7882,9 +7882,9 @@
       <w:r>
         <w:drawing>
           <ns1:inline>
-            <ns1:extent cx="5334000" cy="3362060"/>
+            <ns1:extent cx="5334000" cy="4599891"/>
             <ns1:effectExtent b="0" l="0" r="0" t="0"/>
-            <ns1:docPr descr="Gambar 19a. Dashboard Testing: skenario normal sampai stress test." title="" id="168" name="Picture"/>
+            <ns1:docPr descr="Gambar 19a. Dashboard Testing: Active Tests dan enam kartu skenario pengujian." title="" id="168" name="Picture"/>
             <ns2:graphic>
               <ns2:graphicData uri="http://schemas.openxmlformats.org/drawingml/2006/picture">
                 <ns3:pic>
@@ -7903,7 +7903,7 @@
                   <ns3:spPr bwMode="auto">
                     <ns2:xfrm>
                       <ns2:off x="0" y="0"/>
-                      <ns2:ext cx="5334000" cy="3362060"/>
+                      <ns2:ext cx="5334000" cy="4599891"/>
                     </ns2:xfrm>
                     <ns2:prstGeom prst="rect">
                       <ns2:avLst/>
@@ -7927,7 +7927,7 @@
         <w:pStyle w:val="ImageCaption"/>
       </w:pPr>
       <w:r>
-        <w:t xml:space="preserve">Gambar 19a. Dashboard Testing: skenario normal sampai stress test.</w:t>
+        <w:t xml:space="preserve">Gambar 19a. Dashboard Testing: Active Tests dan enam kartu skenario pengujian.</w:t>
       </w:r>
     </w:p>
     <w:p>
@@ -7937,9 +7937,9 @@
       <w:r>
         <w:drawing>
           <ns1:inline>
-            <ns1:extent cx="5334000" cy="3362060"/>
+            <ns1:extent cx="5334000" cy="4599891"/>
             <ns1:effectExtent b="0" l="0" r="0" t="0"/>
-            <ns1:docPr descr="Gambar 19b. Dashboard Testing: calibration dan history." title="" id="171" name="Picture"/>
+            <ns1:docPr descr="Gambar 19b. Dashboard Testing: kartu kalibrasi, history, dan tabel Recent Test Sessions." title="" id="171" name="Picture"/>
             <ns2:graphic>
               <ns2:graphicData uri="http://schemas.openxmlformats.org/drawingml/2006/picture">
                 <ns3:pic>
@@ -7958,7 +7958,7 @@
                   <ns3:spPr bwMode="auto">
                     <ns2:xfrm>
                       <ns2:off x="0" y="0"/>
-                      <ns2:ext cx="5334000" cy="3362060"/>
+                      <ns2:ext cx="5334000" cy="4599891"/>
                     </ns2:xfrm>
                     <ns2:prstGeom prst="rect">
                       <ns2:avLst/>
@@ -7982,7 +7982,185 @@
         <w:pStyle w:val="ImageCaption"/>
       </w:pPr>
       <w:r>
-        <w:t xml:space="preserve">Gambar 19b. Dashboard Testing: calibration dan history.</w:t>
+        <w:t xml:space="preserve">Gambar 19b. Dashboard Testing: kartu kalibrasi, history, dan tabel Recent Test Sessions.</w:t>
+      </w:r>
+    </w:p>
+    <w:p>
+      <w:pPr>
+        <w:pStyle w:val="BodyText"/>
+      </w:pPr>
+      <w:r>
+        <w:t xml:space="preserve">Dashboard menyediakan Normal Operations, Replay Attack, Data Tampering, Signature Forgery, Simulated Stress Test, Real HTTP Stress Test, Performance Calibration, Test History, Active Tests, serta Comprehensive Test.</w:t>
+      </w:r>
+    </w:p>
+    <w:bookmarkEnd w:id="173"/>
+    <w:bookmarkStart w:id="174" w:name="prosedur-umum-pengujian"/>
+    <w:p>
+      <w:pPr>
+        <w:pStyle w:val="Heading2"/>
+      </w:pPr>
+      <w:r>
+        <w:rPr>
+          <w:rStyle w:val="SectionNumber"/>
+        </w:rPr>
+        <w:t xml:space="preserve">16.2</w:t>
+      </w:r>
+      <w:r>
+        <w:tab/>
+      </w:r>
+      <w:r>
+        <w:t xml:space="preserve">Prosedur Umum Pengujian</w:t>
+      </w:r>
+    </w:p>
+    <w:p>
+      <w:pPr>
+        <w:numPr>
+          <w:ilvl w:val="0"/>
+          <w:numId w:val="1026"/>
+        </w:numPr>
+        <w:pStyle w:val="Compact"/>
+      </w:pPr>
+      <w:r>
+        <w:t xml:space="preserve">Pilih satu skenario.</w:t>
+      </w:r>
+    </w:p>
+    <w:p>
+      <w:pPr>
+        <w:numPr>
+          <w:ilvl w:val="0"/>
+          <w:numId w:val="1026"/>
+        </w:numPr>
+        <w:pStyle w:val="Compact"/>
+      </w:pPr>
+      <w:r>
+        <w:t xml:space="preserve">Beri</w:t>
+      </w:r>
+      <w:r>
+        <w:t xml:space="preserve"> </w:t>
+      </w:r>
+      <w:r>
+        <w:rPr>
+          <w:bCs/>
+          <w:b/>
+        </w:rPr>
+        <w:t xml:space="preserve">Test Name</w:t>
+      </w:r>
+      <w:r>
+        <w:t xml:space="preserve"> </w:t>
+      </w:r>
+      <w:r>
+        <w:t xml:space="preserve">yang menjelaskan tujuan/tanggal.</w:t>
+      </w:r>
+    </w:p>
+    <w:p>
+      <w:pPr>
+        <w:numPr>
+          <w:ilvl w:val="0"/>
+          <w:numId w:val="1026"/>
+        </w:numPr>
+        <w:pStyle w:val="Compact"/>
+      </w:pPr>
+      <w:r>
+        <w:t xml:space="preserve">Isi parameter dan cek batas minimum/maksimum.</w:t>
+      </w:r>
+    </w:p>
+    <w:p>
+      <w:pPr>
+        <w:numPr>
+          <w:ilvl w:val="0"/>
+          <w:numId w:val="1026"/>
+        </w:numPr>
+        <w:pStyle w:val="Compact"/>
+      </w:pPr>
+      <w:r>
+        <w:t xml:space="preserve">Mulai dari volume rendah.</w:t>
+      </w:r>
+    </w:p>
+    <w:p>
+      <w:pPr>
+        <w:numPr>
+          <w:ilvl w:val="0"/>
+          <w:numId w:val="1026"/>
+        </w:numPr>
+        <w:pStyle w:val="Compact"/>
+      </w:pPr>
+      <w:r>
+        <w:t xml:space="preserve">Klik mulai, lalu pantau progress dan server metrics.</w:t>
+      </w:r>
+    </w:p>
+    <w:p>
+      <w:pPr>
+        <w:numPr>
+          <w:ilvl w:val="0"/>
+          <w:numId w:val="1026"/>
+        </w:numPr>
+        <w:pStyle w:val="Compact"/>
+      </w:pPr>
+      <w:r>
+        <w:t xml:space="preserve">Jangan menjalankan skenario serupa ganda kecuali rencana uji memerlukannya.</w:t>
+      </w:r>
+    </w:p>
+    <w:p>
+      <w:pPr>
+        <w:numPr>
+          <w:ilvl w:val="0"/>
+          <w:numId w:val="1026"/>
+        </w:numPr>
+        <w:pStyle w:val="Compact"/>
+      </w:pPr>
+      <w:r>
+        <w:t xml:space="preserve">Hentikan test bila error meningkat, disk hampir penuh, atau layanan melambat.</w:t>
+      </w:r>
+    </w:p>
+    <w:p>
+      <w:pPr>
+        <w:numPr>
+          <w:ilvl w:val="0"/>
+          <w:numId w:val="1026"/>
+        </w:numPr>
+        <w:pStyle w:val="Compact"/>
+      </w:pPr>
+      <w:r>
+        <w:t xml:space="preserve">Buka results dan unduh report.</w:t>
+      </w:r>
+    </w:p>
+    <w:p>
+      <w:pPr>
+        <w:numPr>
+          <w:ilvl w:val="0"/>
+          <w:numId w:val="1026"/>
+        </w:numPr>
+        <w:pStyle w:val="Compact"/>
+      </w:pPr>
+      <w:r>
+        <w:t xml:space="preserve">Catat versi aplikasi dan konfigurasi agar hasil dapat direproduksi.</w:t>
+      </w:r>
+    </w:p>
+    <w:bookmarkEnd w:id="174"/>
+    <w:bookmarkStart w:id="178" w:name="normal-operations"/>
+    <w:p>
+      <w:pPr>
+        <w:pStyle w:val="Heading2"/>
+      </w:pPr>
+      <w:r>
+        <w:rPr>
+          <w:rStyle w:val="SectionNumber"/>
+        </w:rPr>
+        <w:t xml:space="preserve">16.3</w:t>
+      </w:r>
+      <w:r>
+        <w:tab/>
+      </w:r>
+      <w:r>
+        <w:t xml:space="preserve">Normal Operations</w:t>
+      </w:r>
+    </w:p>
+    <w:p>
+      <w:pPr>
+        <w:pStyle w:val="FirstParagraph"/>
+      </w:pPr>
+      <w:r>
+        <w:t xml:space="preserve">Mengukur signing dan verification dalam jumlah besar. Default 10.000 signing dan 10.000 verification; batas form 100 sampai 50.000 untuk masing-masing.</w:t>
       </w:r>
     </w:p>
     <w:p>
@@ -7992,253 +8170,20 @@
       <w:r>
         <w:drawing>
           <ns1:inline>
-            <ns1:extent cx="5334000" cy="3354250"/>
+            <ns1:extent cx="5334000" cy="4893944"/>
             <ns1:effectExtent b="0" l="0" r="0" t="0"/>
-            <ns1:docPr descr="Gambar 19c. Dashboard Testing: recent sessions dan server metrics." title="" id="174" name="Picture"/>
+            <ns1:docPr descr="Gambar 20. Konfigurasi Normal Operations." title="" id="176" name="Picture"/>
             <ns2:graphic>
               <ns2:graphicData uri="http://schemas.openxmlformats.org/drawingml/2006/picture">
                 <ns3:pic>
                   <ns3:nvPicPr>
-                    <ns3:cNvPr descr="manual-assets/17_testing_dashboard_03.jpg" id="175" name="Picture"/>
+                    <ns3:cNvPr descr="manual-assets/18_testing_config_normal_operations.jpg" id="177" name="Picture"/>
                     <ns3:cNvPicPr>
                       <ns2:picLocks noChangeArrowheads="1" noChangeAspect="1"/>
                     </ns3:cNvPicPr>
                   </ns3:nvPicPr>
                   <ns3:blipFill>
-                    <ns2:blip r:embed="rId173"/>
-                    <ns2:stretch>
-                      <ns2:fillRect/>
-                    </ns2:stretch>
-                  </ns3:blipFill>
-                  <ns3:spPr bwMode="auto">
-                    <ns2:xfrm>
-                      <ns2:off x="0" y="0"/>
-                      <ns2:ext cx="5334000" cy="3354250"/>
-                    </ns2:xfrm>
-                    <ns2:prstGeom prst="rect">
-                      <ns2:avLst/>
-                    </ns2:prstGeom>
-                    <ns2:noFill/>
-                    <ns2:ln w="9525">
-                      <ns2:noFill/>
-                      <ns2:headEnd/>
-                      <ns2:tailEnd/>
-                    </ns2:ln>
-                  </ns3:spPr>
-                </ns3:pic>
-              </ns2:graphicData>
-            </ns2:graphic>
-          </ns1:inline>
-        </w:drawing>
-      </w:r>
-    </w:p>
-    <w:p>
-      <w:pPr>
-        <w:pStyle w:val="ImageCaption"/>
-      </w:pPr>
-      <w:r>
-        <w:t xml:space="preserve">Gambar 19c. Dashboard Testing: recent sessions dan server metrics.</w:t>
-      </w:r>
-    </w:p>
-    <w:p>
-      <w:pPr>
-        <w:pStyle w:val="BodyText"/>
-      </w:pPr>
-      <w:r>
-        <w:t xml:space="preserve">Dashboard menyediakan Normal Operations, Replay Attack, Data Tampering, Signature Forgery, Simulated Stress Test, Real HTTP Stress Test, Performance Calibration, Test History, Active Tests, serta Comprehensive Test.</w:t>
-      </w:r>
-    </w:p>
-    <w:bookmarkEnd w:id="176"/>
-    <w:bookmarkStart w:id="177" w:name="prosedur-umum-pengujian"/>
-    <w:p>
-      <w:pPr>
-        <w:pStyle w:val="Heading2"/>
-      </w:pPr>
-      <w:r>
-        <w:rPr>
-          <w:rStyle w:val="SectionNumber"/>
-        </w:rPr>
-        <w:t xml:space="preserve">16.2</w:t>
-      </w:r>
-      <w:r>
-        <w:tab/>
-      </w:r>
-      <w:r>
-        <w:t xml:space="preserve">Prosedur Umum Pengujian</w:t>
-      </w:r>
-    </w:p>
-    <w:p>
-      <w:pPr>
-        <w:numPr>
-          <w:ilvl w:val="0"/>
-          <w:numId w:val="1026"/>
-        </w:numPr>
-        <w:pStyle w:val="Compact"/>
-      </w:pPr>
-      <w:r>
-        <w:t xml:space="preserve">Pilih satu skenario.</w:t>
-      </w:r>
-    </w:p>
-    <w:p>
-      <w:pPr>
-        <w:numPr>
-          <w:ilvl w:val="0"/>
-          <w:numId w:val="1026"/>
-        </w:numPr>
-        <w:pStyle w:val="Compact"/>
-      </w:pPr>
-      <w:r>
-        <w:t xml:space="preserve">Beri</w:t>
-      </w:r>
-      <w:r>
-        <w:t xml:space="preserve"> </w:t>
-      </w:r>
-      <w:r>
-        <w:rPr>
-          <w:bCs/>
-          <w:b/>
-        </w:rPr>
-        <w:t xml:space="preserve">Test Name</w:t>
-      </w:r>
-      <w:r>
-        <w:t xml:space="preserve"> </w:t>
-      </w:r>
-      <w:r>
-        <w:t xml:space="preserve">yang menjelaskan tujuan/tanggal.</w:t>
-      </w:r>
-    </w:p>
-    <w:p>
-      <w:pPr>
-        <w:numPr>
-          <w:ilvl w:val="0"/>
-          <w:numId w:val="1026"/>
-        </w:numPr>
-        <w:pStyle w:val="Compact"/>
-      </w:pPr>
-      <w:r>
-        <w:t xml:space="preserve">Isi parameter dan cek batas minimum/maksimum.</w:t>
-      </w:r>
-    </w:p>
-    <w:p>
-      <w:pPr>
-        <w:numPr>
-          <w:ilvl w:val="0"/>
-          <w:numId w:val="1026"/>
-        </w:numPr>
-        <w:pStyle w:val="Compact"/>
-      </w:pPr>
-      <w:r>
-        <w:t xml:space="preserve">Mulai dari volume rendah.</w:t>
-      </w:r>
-    </w:p>
-    <w:p>
-      <w:pPr>
-        <w:numPr>
-          <w:ilvl w:val="0"/>
-          <w:numId w:val="1026"/>
-        </w:numPr>
-        <w:pStyle w:val="Compact"/>
-      </w:pPr>
-      <w:r>
-        <w:t xml:space="preserve">Klik mulai, lalu pantau progress dan server metrics.</w:t>
-      </w:r>
-    </w:p>
-    <w:p>
-      <w:pPr>
-        <w:numPr>
-          <w:ilvl w:val="0"/>
-          <w:numId w:val="1026"/>
-        </w:numPr>
-        <w:pStyle w:val="Compact"/>
-      </w:pPr>
-      <w:r>
-        <w:t xml:space="preserve">Jangan menjalankan skenario serupa ganda kecuali rencana uji memerlukannya.</w:t>
-      </w:r>
-    </w:p>
-    <w:p>
-      <w:pPr>
-        <w:numPr>
-          <w:ilvl w:val="0"/>
-          <w:numId w:val="1026"/>
-        </w:numPr>
-        <w:pStyle w:val="Compact"/>
-      </w:pPr>
-      <w:r>
-        <w:t xml:space="preserve">Hentikan test bila error meningkat, disk hampir penuh, atau layanan melambat.</w:t>
-      </w:r>
-    </w:p>
-    <w:p>
-      <w:pPr>
-        <w:numPr>
-          <w:ilvl w:val="0"/>
-          <w:numId w:val="1026"/>
-        </w:numPr>
-        <w:pStyle w:val="Compact"/>
-      </w:pPr>
-      <w:r>
-        <w:t xml:space="preserve">Buka results dan unduh report.</w:t>
-      </w:r>
-    </w:p>
-    <w:p>
-      <w:pPr>
-        <w:numPr>
-          <w:ilvl w:val="0"/>
-          <w:numId w:val="1026"/>
-        </w:numPr>
-        <w:pStyle w:val="Compact"/>
-      </w:pPr>
-      <w:r>
-        <w:t xml:space="preserve">Catat versi aplikasi dan konfigurasi agar hasil dapat direproduksi.</w:t>
-      </w:r>
-    </w:p>
-    <w:bookmarkEnd w:id="177"/>
-    <w:bookmarkStart w:id="181" w:name="normal-operations"/>
-    <w:p>
-      <w:pPr>
-        <w:pStyle w:val="Heading2"/>
-      </w:pPr>
-      <w:r>
-        <w:rPr>
-          <w:rStyle w:val="SectionNumber"/>
-        </w:rPr>
-        <w:t xml:space="preserve">16.3</w:t>
-      </w:r>
-      <w:r>
-        <w:tab/>
-      </w:r>
-      <w:r>
-        <w:t xml:space="preserve">Normal Operations</w:t>
-      </w:r>
-    </w:p>
-    <w:p>
-      <w:pPr>
-        <w:pStyle w:val="FirstParagraph"/>
-      </w:pPr>
-      <w:r>
-        <w:t xml:space="preserve">Mengukur signing dan verification dalam jumlah besar. Default 10.000 signing dan 10.000 verification; batas form 100 sampai 50.000 untuk masing-masing.</w:t>
-      </w:r>
-    </w:p>
-    <w:p>
-      <w:pPr>
-        <w:pStyle w:val="CaptionedFigure"/>
-      </w:pPr>
-      <w:r>
-        <w:drawing>
-          <ns1:inline>
-            <ns1:extent cx="5334000" cy="4893944"/>
-            <ns1:effectExtent b="0" l="0" r="0" t="0"/>
-            <ns1:docPr descr="Gambar 20. Konfigurasi Normal Operations." title="" id="179" name="Picture"/>
-            <ns2:graphic>
-              <ns2:graphicData uri="http://schemas.openxmlformats.org/drawingml/2006/picture">
-                <ns3:pic>
-                  <ns3:nvPicPr>
-                    <ns3:cNvPr descr="manual-assets/18_testing_config_normal_operations.jpg" id="180" name="Picture"/>
-                    <ns3:cNvPicPr>
-                      <ns2:picLocks noChangeArrowheads="1" noChangeAspect="1"/>
-                    </ns3:cNvPicPr>
-                  </ns3:nvPicPr>
-                  <ns3:blipFill>
-                    <ns2:blip r:embed="rId178"/>
+                    <ns2:blip r:embed="rId175"/>
                     <ns2:stretch>
                       <ns2:fillRect/>
                     </ns2:stretch>
@@ -8273,8 +8218,8 @@
         <w:t xml:space="preserve">Gambar 20. Konfigurasi Normal Operations.</w:t>
       </w:r>
     </w:p>
-    <w:bookmarkEnd w:id="181"/>
-    <w:bookmarkStart w:id="185" w:name="replay-attack"/>
+    <w:bookmarkEnd w:id="178"/>
+    <w:bookmarkStart w:id="182" w:name="replay-attack"/>
     <w:p>
       <w:pPr>
         <w:pStyle w:val="Heading2"/>
@@ -8309,18 +8254,18 @@
           <ns1:inline>
             <ns1:extent cx="5334000" cy="4893944"/>
             <ns1:effectExtent b="0" l="0" r="0" t="0"/>
-            <ns1:docPr descr="Gambar 21. Konfigurasi Replay Attack." title="" id="183" name="Picture"/>
+            <ns1:docPr descr="Gambar 21. Konfigurasi Replay Attack." title="" id="180" name="Picture"/>
             <ns2:graphic>
               <ns2:graphicData uri="http://schemas.openxmlformats.org/drawingml/2006/picture">
                 <ns3:pic>
                   <ns3:nvPicPr>
-                    <ns3:cNvPr descr="manual-assets/19_testing_config_replay_attack.jpg" id="184" name="Picture"/>
+                    <ns3:cNvPr descr="manual-assets/19_testing_config_replay_attack.jpg" id="181" name="Picture"/>
                     <ns3:cNvPicPr>
                       <ns2:picLocks noChangeArrowheads="1" noChangeAspect="1"/>
                     </ns3:cNvPicPr>
                   </ns3:nvPicPr>
                   <ns3:blipFill>
-                    <ns2:blip r:embed="rId182"/>
+                    <ns2:blip r:embed="rId179"/>
                     <ns2:stretch>
                       <ns2:fillRect/>
                     </ns2:stretch>
@@ -8355,8 +8300,8 @@
         <w:t xml:space="preserve">Gambar 21. Konfigurasi Replay Attack.</w:t>
       </w:r>
     </w:p>
-    <w:bookmarkEnd w:id="185"/>
-    <w:bookmarkStart w:id="189" w:name="data-tampering"/>
+    <w:bookmarkEnd w:id="182"/>
+    <w:bookmarkStart w:id="186" w:name="data-tampering"/>
     <w:p>
       <w:pPr>
         <w:pStyle w:val="Heading2"/>
@@ -8391,18 +8336,18 @@
           <ns1:inline>
             <ns1:extent cx="5334000" cy="4320540"/>
             <ns1:effectExtent b="0" l="0" r="0" t="0"/>
-            <ns1:docPr descr="Gambar 22. Konfigurasi Data Tampering." title="" id="187" name="Picture"/>
+            <ns1:docPr descr="Gambar 22. Konfigurasi Data Tampering." title="" id="184" name="Picture"/>
             <ns2:graphic>
               <ns2:graphicData uri="http://schemas.openxmlformats.org/drawingml/2006/picture">
                 <ns3:pic>
                   <ns3:nvPicPr>
-                    <ns3:cNvPr descr="manual-assets/20_testing_config_data_tampering.jpg" id="188" name="Picture"/>
+                    <ns3:cNvPr descr="manual-assets/20_testing_config_data_tampering.jpg" id="185" name="Picture"/>
                     <ns3:cNvPicPr>
                       <ns2:picLocks noChangeArrowheads="1" noChangeAspect="1"/>
                     </ns3:cNvPicPr>
                   </ns3:nvPicPr>
                   <ns3:blipFill>
-                    <ns2:blip r:embed="rId186"/>
+                    <ns2:blip r:embed="rId183"/>
                     <ns2:stretch>
                       <ns2:fillRect/>
                     </ns2:stretch>
@@ -8437,8 +8382,8 @@
         <w:t xml:space="preserve">Gambar 22. Konfigurasi Data Tampering.</w:t>
       </w:r>
     </w:p>
-    <w:bookmarkEnd w:id="189"/>
-    <w:bookmarkStart w:id="193" w:name="signature-forgery"/>
+    <w:bookmarkEnd w:id="186"/>
+    <w:bookmarkStart w:id="190" w:name="signature-forgery"/>
     <w:p>
       <w:pPr>
         <w:pStyle w:val="Heading2"/>
@@ -8473,18 +8418,18 @@
           <ns1:inline>
             <ns1:extent cx="5334000" cy="5053965"/>
             <ns1:effectExtent b="0" l="0" r="0" t="0"/>
-            <ns1:docPr descr="Gambar 23. Konfigurasi Signature Forgery." title="" id="191" name="Picture"/>
+            <ns1:docPr descr="Gambar 23. Konfigurasi Signature Forgery." title="" id="188" name="Picture"/>
             <ns2:graphic>
               <ns2:graphicData uri="http://schemas.openxmlformats.org/drawingml/2006/picture">
                 <ns3:pic>
                   <ns3:nvPicPr>
-                    <ns3:cNvPr descr="manual-assets/21_testing_config_signature_forgery.jpg" id="192" name="Picture"/>
+                    <ns3:cNvPr descr="manual-assets/21_testing_config_signature_forgery.jpg" id="189" name="Picture"/>
                     <ns3:cNvPicPr>
                       <ns2:picLocks noChangeArrowheads="1" noChangeAspect="1"/>
                     </ns3:cNvPicPr>
                   </ns3:nvPicPr>
                   <ns3:blipFill>
-                    <ns2:blip r:embed="rId190"/>
+                    <ns2:blip r:embed="rId187"/>
                     <ns2:stretch>
                       <ns2:fillRect/>
                     </ns2:stretch>
@@ -8519,8 +8464,8 @@
         <w:t xml:space="preserve">Gambar 23. Konfigurasi Signature Forgery.</w:t>
       </w:r>
     </w:p>
-    <w:bookmarkEnd w:id="193"/>
-    <w:bookmarkStart w:id="197" w:name="simulated-stress-test"/>
+    <w:bookmarkEnd w:id="190"/>
+    <w:bookmarkStart w:id="194" w:name="simulated-stress-test"/>
     <w:p>
       <w:pPr>
         <w:pStyle w:val="Heading2"/>
@@ -8555,18 +8500,18 @@
           <ns1:inline>
             <ns1:extent cx="5334000" cy="4893944"/>
             <ns1:effectExtent b="0" l="0" r="0" t="0"/>
-            <ns1:docPr descr="Gambar 24. Konfigurasi Simulated Stress Test." title="" id="195" name="Picture"/>
+            <ns1:docPr descr="Gambar 24. Konfigurasi Simulated Stress Test." title="" id="192" name="Picture"/>
             <ns2:graphic>
               <ns2:graphicData uri="http://schemas.openxmlformats.org/drawingml/2006/picture">
                 <ns3:pic>
                   <ns3:nvPicPr>
-                    <ns3:cNvPr descr="manual-assets/22_testing_config_stress_test.jpg" id="196" name="Picture"/>
+                    <ns3:cNvPr descr="manual-assets/22_testing_config_stress_test.jpg" id="193" name="Picture"/>
                     <ns3:cNvPicPr>
                       <ns2:picLocks noChangeArrowheads="1" noChangeAspect="1"/>
                     </ns3:cNvPicPr>
                   </ns3:nvPicPr>
                   <ns3:blipFill>
-                    <ns2:blip r:embed="rId194"/>
+                    <ns2:blip r:embed="rId191"/>
                     <ns2:stretch>
                       <ns2:fillRect/>
                     </ns2:stretch>
@@ -8601,8 +8546,8 @@
         <w:t xml:space="preserve">Gambar 24. Konfigurasi Simulated Stress Test.</w:t>
       </w:r>
     </w:p>
-    <w:bookmarkEnd w:id="197"/>
-    <w:bookmarkStart w:id="201" w:name="real-http-stress-test"/>
+    <w:bookmarkEnd w:id="194"/>
+    <w:bookmarkStart w:id="198" w:name="real-http-stress-test"/>
     <w:p>
       <w:pPr>
         <w:pStyle w:val="Heading2"/>
@@ -8675,20 +8620,20 @@
       <w:r>
         <w:drawing>
           <ns1:inline>
-            <ns1:extent cx="5334000" cy="7574279"/>
+            <ns1:extent cx="5334000" cy="8887777"/>
             <ns1:effectExtent b="0" l="0" r="0" t="0"/>
-            <ns1:docPr descr="Gambar 25. Konfigurasi Real HTTP Stress Test." title="" id="199" name="Picture"/>
+            <ns1:docPr descr="Gambar 25. Konfigurasi Real HTTP Stress Test." title="" id="196" name="Picture"/>
             <ns2:graphic>
               <ns2:graphicData uri="http://schemas.openxmlformats.org/drawingml/2006/picture">
                 <ns3:pic>
                   <ns3:nvPicPr>
-                    <ns3:cNvPr descr="manual-assets/23_testing_config_real_http_stress_test.jpg" id="200" name="Picture"/>
+                    <ns3:cNvPr descr="manual-assets/23_testing_config_real_http_stress_test.jpg" id="197" name="Picture"/>
                     <ns3:cNvPicPr>
                       <ns2:picLocks noChangeArrowheads="1" noChangeAspect="1"/>
                     </ns3:cNvPicPr>
                   </ns3:nvPicPr>
                   <ns3:blipFill>
-                    <ns2:blip r:embed="rId198"/>
+                    <ns2:blip r:embed="rId195"/>
                     <ns2:stretch>
                       <ns2:fillRect/>
                     </ns2:stretch>
@@ -8696,7 +8641,7 @@
                   <ns3:spPr bwMode="auto">
                     <ns2:xfrm>
                       <ns2:off x="0" y="0"/>
-                      <ns2:ext cx="5334000" cy="7574279"/>
+                      <ns2:ext cx="5334000" cy="8887777"/>
                     </ns2:xfrm>
                     <ns2:prstGeom prst="rect">
                       <ns2:avLst/>
@@ -8731,8 +8676,8 @@
         <w:t xml:space="preserve">Pilih Base URL publik untuk menguji Nginx/HTTPS, atau localhost untuk jalur aplikasi lokal. Jangan mengarahkan test ke server pihak lain. Perhatikan rate limit, timeout, pertumbuhan log, file QR, dan replay state.</w:t>
       </w:r>
     </w:p>
-    <w:bookmarkEnd w:id="201"/>
-    <w:bookmarkStart w:id="214" w:name="test-history"/>
+    <w:bookmarkEnd w:id="198"/>
+    <w:bookmarkStart w:id="205" w:name="test-history"/>
     <w:p>
       <w:pPr>
         <w:pStyle w:val="Heading2"/>
@@ -8791,20 +8736,20 @@
       <w:r>
         <w:drawing>
           <ns1:inline>
-            <ns1:extent cx="5334000" cy="4221122"/>
+            <ns1:extent cx="5334000" cy="4127407"/>
             <ns1:effectExtent b="0" l="0" r="0" t="0"/>
-            <ns1:docPr descr="Gambar 26a. Test History: ringkasan dan sesi awal." title="" id="203" name="Picture"/>
+            <ns1:docPr descr="Gambar 26a. Test History: ringkasan jumlah sesi dan awal tabel riwayat." title="" id="200" name="Picture"/>
             <ns2:graphic>
               <ns2:graphicData uri="http://schemas.openxmlformats.org/drawingml/2006/picture">
                 <ns3:pic>
                   <ns3:nvPicPr>
-                    <ns3:cNvPr descr="manual-assets/24_testing_history_01.jpg" id="204" name="Picture"/>
+                    <ns3:cNvPr descr="manual-assets/24_testing_history_01.jpg" id="201" name="Picture"/>
                     <ns3:cNvPicPr>
                       <ns2:picLocks noChangeArrowheads="1" noChangeAspect="1"/>
                     </ns3:cNvPicPr>
                   </ns3:nvPicPr>
                   <ns3:blipFill>
-                    <ns2:blip r:embed="rId202"/>
+                    <ns2:blip r:embed="rId199"/>
                     <ns2:stretch>
                       <ns2:fillRect/>
                     </ns2:stretch>
@@ -8812,7 +8757,7 @@
                   <ns3:spPr bwMode="auto">
                     <ns2:xfrm>
                       <ns2:off x="0" y="0"/>
-                      <ns2:ext cx="5334000" cy="4221122"/>
+                      <ns2:ext cx="5334000" cy="4127407"/>
                     </ns2:xfrm>
                     <ns2:prstGeom prst="rect">
                       <ns2:avLst/>
@@ -8836,7 +8781,7 @@
         <w:pStyle w:val="ImageCaption"/>
       </w:pPr>
       <w:r>
-        <w:t xml:space="preserve">Gambar 26a. Test History: ringkasan dan sesi awal.</w:t>
+        <w:t xml:space="preserve">Gambar 26a. Test History: ringkasan jumlah sesi dan awal tabel riwayat.</w:t>
       </w:r>
     </w:p>
     <w:p>
@@ -8846,20 +8791,20 @@
       <w:r>
         <w:drawing>
           <ns1:inline>
-            <ns1:extent cx="5334000" cy="4221122"/>
+            <ns1:extent cx="5334000" cy="4123502"/>
             <ns1:effectExtent b="0" l="0" r="0" t="0"/>
-            <ns1:docPr descr="Gambar 26b. Test History: daftar sesi lanjutan." title="" id="206" name="Picture"/>
+            <ns1:docPr descr="Gambar 26b. Test History: lanjutan tabel riwayat sampai sesi terakhir." title="" id="203" name="Picture"/>
             <ns2:graphic>
               <ns2:graphicData uri="http://schemas.openxmlformats.org/drawingml/2006/picture">
                 <ns3:pic>
                   <ns3:nvPicPr>
-                    <ns3:cNvPr descr="manual-assets/24_testing_history_02.jpg" id="207" name="Picture"/>
+                    <ns3:cNvPr descr="manual-assets/24_testing_history_02.jpg" id="204" name="Picture"/>
                     <ns3:cNvPicPr>
                       <ns2:picLocks noChangeArrowheads="1" noChangeAspect="1"/>
                     </ns3:cNvPicPr>
                   </ns3:nvPicPr>
                   <ns3:blipFill>
-                    <ns2:blip r:embed="rId205"/>
+                    <ns2:blip r:embed="rId202"/>
                     <ns2:stretch>
                       <ns2:fillRect/>
                     </ns2:stretch>
@@ -8867,7 +8812,7 @@
                   <ns3:spPr bwMode="auto">
                     <ns2:xfrm>
                       <ns2:off x="0" y="0"/>
-                      <ns2:ext cx="5334000" cy="4221122"/>
+                      <ns2:ext cx="5334000" cy="4123502"/>
                     </ns2:xfrm>
                     <ns2:prstGeom prst="rect">
                       <ns2:avLst/>
@@ -8891,7 +8836,34 @@
         <w:pStyle w:val="ImageCaption"/>
       </w:pPr>
       <w:r>
-        <w:t xml:space="preserve">Gambar 26b. Test History: daftar sesi lanjutan.</w:t>
+        <w:t xml:space="preserve">Gambar 26b. Test History: lanjutan tabel riwayat sampai sesi terakhir.</w:t>
+      </w:r>
+    </w:p>
+    <w:bookmarkEnd w:id="205"/>
+    <w:bookmarkStart w:id="209" w:name="comprehensive-test"/>
+    <w:p>
+      <w:pPr>
+        <w:pStyle w:val="Heading2"/>
+      </w:pPr>
+      <w:r>
+        <w:rPr>
+          <w:rStyle w:val="SectionNumber"/>
+        </w:rPr>
+        <w:t xml:space="preserve">16.10</w:t>
+      </w:r>
+      <w:r>
+        <w:tab/>
+      </w:r>
+      <w:r>
+        <w:t xml:space="preserve">Comprehensive Test</w:t>
+      </w:r>
+    </w:p>
+    <w:p>
+      <w:pPr>
+        <w:pStyle w:val="FirstParagraph"/>
+      </w:pPr>
+      <w:r>
+        <w:t xml:space="preserve">Comprehensive Test menjalankan validasi beberapa skenario dalam satu rangkaian. Jalankan setelah setiap skenario dasar berhasil dan tersedia waktu pemeliharaan.</w:t>
       </w:r>
     </w:p>
     <w:p>
@@ -8901,157 +8873,20 @@
       <w:r>
         <w:drawing>
           <ns1:inline>
-            <ns1:extent cx="5334000" cy="4221122"/>
+            <ns1:extent cx="5334000" cy="2998910"/>
             <ns1:effectExtent b="0" l="0" r="0" t="0"/>
-            <ns1:docPr descr="Gambar 26c. Test History: detail sesi lanjutan." title="" id="209" name="Picture"/>
+            <ns1:docPr descr="Gambar 27. Comprehensive Scenario Validation." title="" id="207" name="Picture"/>
             <ns2:graphic>
               <ns2:graphicData uri="http://schemas.openxmlformats.org/drawingml/2006/picture">
                 <ns3:pic>
                   <ns3:nvPicPr>
-                    <ns3:cNvPr descr="manual-assets/24_testing_history_03.jpg" id="210" name="Picture"/>
+                    <ns3:cNvPr descr="manual-assets/25_testing_comprehensive_test.jpg" id="208" name="Picture"/>
                     <ns3:cNvPicPr>
                       <ns2:picLocks noChangeArrowheads="1" noChangeAspect="1"/>
                     </ns3:cNvPicPr>
                   </ns3:nvPicPr>
                   <ns3:blipFill>
-                    <ns2:blip r:embed="rId208"/>
-                    <ns2:stretch>
-                      <ns2:fillRect/>
-                    </ns2:stretch>
-                  </ns3:blipFill>
-                  <ns3:spPr bwMode="auto">
-                    <ns2:xfrm>
-                      <ns2:off x="0" y="0"/>
-                      <ns2:ext cx="5334000" cy="4221122"/>
-                    </ns2:xfrm>
-                    <ns2:prstGeom prst="rect">
-                      <ns2:avLst/>
-                    </ns2:prstGeom>
-                    <ns2:noFill/>
-                    <ns2:ln w="9525">
-                      <ns2:noFill/>
-                      <ns2:headEnd/>
-                      <ns2:tailEnd/>
-                    </ns2:ln>
-                  </ns3:spPr>
-                </ns3:pic>
-              </ns2:graphicData>
-            </ns2:graphic>
-          </ns1:inline>
-        </w:drawing>
-      </w:r>
-    </w:p>
-    <w:p>
-      <w:pPr>
-        <w:pStyle w:val="ImageCaption"/>
-      </w:pPr>
-      <w:r>
-        <w:t xml:space="preserve">Gambar 26c. Test History: detail sesi lanjutan.</w:t>
-      </w:r>
-    </w:p>
-    <w:p>
-      <w:pPr>
-        <w:pStyle w:val="CaptionedFigure"/>
-      </w:pPr>
-      <w:r>
-        <w:drawing>
-          <ns1:inline>
-            <ns1:extent cx="5334000" cy="4213313"/>
-            <ns1:effectExtent b="0" l="0" r="0" t="0"/>
-            <ns1:docPr descr="Gambar 26d. Test History: bagian akhir daftar." title="" id="212" name="Picture"/>
-            <ns2:graphic>
-              <ns2:graphicData uri="http://schemas.openxmlformats.org/drawingml/2006/picture">
-                <ns3:pic>
-                  <ns3:nvPicPr>
-                    <ns3:cNvPr descr="manual-assets/24_testing_history_04.jpg" id="213" name="Picture"/>
-                    <ns3:cNvPicPr>
-                      <ns2:picLocks noChangeArrowheads="1" noChangeAspect="1"/>
-                    </ns3:cNvPicPr>
-                  </ns3:nvPicPr>
-                  <ns3:blipFill>
-                    <ns2:blip r:embed="rId211"/>
-                    <ns2:stretch>
-                      <ns2:fillRect/>
-                    </ns2:stretch>
-                  </ns3:blipFill>
-                  <ns3:spPr bwMode="auto">
-                    <ns2:xfrm>
-                      <ns2:off x="0" y="0"/>
-                      <ns2:ext cx="5334000" cy="4213313"/>
-                    </ns2:xfrm>
-                    <ns2:prstGeom prst="rect">
-                      <ns2:avLst/>
-                    </ns2:prstGeom>
-                    <ns2:noFill/>
-                    <ns2:ln w="9525">
-                      <ns2:noFill/>
-                      <ns2:headEnd/>
-                      <ns2:tailEnd/>
-                    </ns2:ln>
-                  </ns3:spPr>
-                </ns3:pic>
-              </ns2:graphicData>
-            </ns2:graphic>
-          </ns1:inline>
-        </w:drawing>
-      </w:r>
-    </w:p>
-    <w:p>
-      <w:pPr>
-        <w:pStyle w:val="ImageCaption"/>
-      </w:pPr>
-      <w:r>
-        <w:t xml:space="preserve">Gambar 26d. Test History: bagian akhir daftar.</w:t>
-      </w:r>
-    </w:p>
-    <w:bookmarkEnd w:id="214"/>
-    <w:bookmarkStart w:id="218" w:name="comprehensive-test"/>
-    <w:p>
-      <w:pPr>
-        <w:pStyle w:val="Heading2"/>
-      </w:pPr>
-      <w:r>
-        <w:rPr>
-          <w:rStyle w:val="SectionNumber"/>
-        </w:rPr>
-        <w:t xml:space="preserve">16.10</w:t>
-      </w:r>
-      <w:r>
-        <w:tab/>
-      </w:r>
-      <w:r>
-        <w:t xml:space="preserve">Comprehensive Test</w:t>
-      </w:r>
-    </w:p>
-    <w:p>
-      <w:pPr>
-        <w:pStyle w:val="FirstParagraph"/>
-      </w:pPr>
-      <w:r>
-        <w:t xml:space="preserve">Comprehensive Test menjalankan validasi beberapa skenario dalam satu rangkaian. Jalankan setelah setiap skenario dasar berhasil dan tersedia waktu pemeliharaan.</w:t>
-      </w:r>
-    </w:p>
-    <w:p>
-      <w:pPr>
-        <w:pStyle w:val="CaptionedFigure"/>
-      </w:pPr>
-      <w:r>
-        <w:drawing>
-          <ns1:inline>
-            <ns1:extent cx="5334000" cy="2998910"/>
-            <ns1:effectExtent b="0" l="0" r="0" t="0"/>
-            <ns1:docPr descr="Gambar 27. Comprehensive Scenario Validation." title="" id="216" name="Picture"/>
-            <ns2:graphic>
-              <ns2:graphicData uri="http://schemas.openxmlformats.org/drawingml/2006/picture">
-                <ns3:pic>
-                  <ns3:nvPicPr>
-                    <ns3:cNvPr descr="manual-assets/25_testing_comprehensive_test.jpg" id="217" name="Picture"/>
-                    <ns3:cNvPicPr>
-                      <ns2:picLocks noChangeArrowheads="1" noChangeAspect="1"/>
-                    </ns3:cNvPicPr>
-                  </ns3:nvPicPr>
-                  <ns3:blipFill>
-                    <ns2:blip r:embed="rId215"/>
+                    <ns2:blip r:embed="rId206"/>
                     <ns2:stretch>
                       <ns2:fillRect/>
                     </ns2:stretch>
@@ -9086,8 +8921,8 @@
         <w:t xml:space="preserve">Gambar 27. Comprehensive Scenario Validation.</w:t>
       </w:r>
     </w:p>
-    <w:bookmarkEnd w:id="218"/>
-    <w:bookmarkStart w:id="225" w:name="performance-calibration"/>
+    <w:bookmarkEnd w:id="209"/>
+    <w:bookmarkStart w:id="216" w:name="performance-calibration"/>
     <w:p>
       <w:pPr>
         <w:pStyle w:val="Heading2"/>
@@ -9120,20 +8955,20 @@
       <w:r>
         <w:drawing>
           <ns1:inline>
-            <ns1:extent cx="5334000" cy="3260534"/>
+            <ns1:extent cx="5334000" cy="3393298"/>
             <ns1:effectExtent b="0" l="0" r="0" t="0"/>
-            <ns1:docPr descr="Gambar 28a. Performance Calibration bagian konfigurasi." title="" id="220" name="Picture"/>
+            <ns1:docPr descr="Gambar 28a. Performance Calibration bagian konfigurasi." title="" id="211" name="Picture"/>
             <ns2:graphic>
               <ns2:graphicData uri="http://schemas.openxmlformats.org/drawingml/2006/picture">
                 <ns3:pic>
                   <ns3:nvPicPr>
-                    <ns3:cNvPr descr="manual-assets/26_testing_calibration_01.jpg" id="221" name="Picture"/>
+                    <ns3:cNvPr descr="manual-assets/26_testing_calibration_01.jpg" id="212" name="Picture"/>
                     <ns3:cNvPicPr>
                       <ns2:picLocks noChangeArrowheads="1" noChangeAspect="1"/>
                     </ns3:cNvPicPr>
                   </ns3:nvPicPr>
                   <ns3:blipFill>
-                    <ns2:blip r:embed="rId219"/>
+                    <ns2:blip r:embed="rId210"/>
                     <ns2:stretch>
                       <ns2:fillRect/>
                     </ns2:stretch>
@@ -9141,7 +8976,7 @@
                   <ns3:spPr bwMode="auto">
                     <ns2:xfrm>
                       <ns2:off x="0" y="0"/>
-                      <ns2:ext cx="5334000" cy="3260534"/>
+                      <ns2:ext cx="5334000" cy="3393298"/>
                     </ns2:xfrm>
                     <ns2:prstGeom prst="rect">
                       <ns2:avLst/>
@@ -9175,20 +9010,20 @@
       <w:r>
         <w:drawing>
           <ns1:inline>
-            <ns1:extent cx="5334000" cy="3260534"/>
+            <ns1:extent cx="5334000" cy="3389393"/>
             <ns1:effectExtent b="0" l="0" r="0" t="0"/>
-            <ns1:docPr descr="Gambar 28b. Performance Calibration bagian progress/hasil." title="" id="223" name="Picture"/>
+            <ns1:docPr descr="Gambar 28b. Performance Calibration bagian progress/hasil." title="" id="214" name="Picture"/>
             <ns2:graphic>
               <ns2:graphicData uri="http://schemas.openxmlformats.org/drawingml/2006/picture">
                 <ns3:pic>
                   <ns3:nvPicPr>
-                    <ns3:cNvPr descr="manual-assets/26_testing_calibration_02.jpg" id="224" name="Picture"/>
+                    <ns3:cNvPr descr="manual-assets/26_testing_calibration_02.jpg" id="215" name="Picture"/>
                     <ns3:cNvPicPr>
                       <ns2:picLocks noChangeArrowheads="1" noChangeAspect="1"/>
                     </ns3:cNvPicPr>
                   </ns3:nvPicPr>
                   <ns3:blipFill>
-                    <ns2:blip r:embed="rId222"/>
+                    <ns2:blip r:embed="rId213"/>
                     <ns2:stretch>
                       <ns2:fillRect/>
                     </ns2:stretch>
@@ -9196,7 +9031,7 @@
                   <ns3:spPr bwMode="auto">
                     <ns2:xfrm>
                       <ns2:off x="0" y="0"/>
-                      <ns2:ext cx="5334000" cy="3260534"/>
+                      <ns2:ext cx="5334000" cy="3389393"/>
                     </ns2:xfrm>
                     <ns2:prstGeom prst="rect">
                       <ns2:avLst/>
@@ -9231,9 +9066,9 @@
         <w:t xml:space="preserve">Jangan mematikan service selama calibration. Bila harus dihentikan, gunakan tombol stop agar state session lebih mudah ditelusuri.</w:t>
       </w:r>
     </w:p>
-    <w:bookmarkEnd w:id="225"/>
-    <w:bookmarkEnd w:id="226"/>
-    <w:bookmarkStart w:id="231" w:name="sop-operasional-harian"/>
+    <w:bookmarkEnd w:id="216"/>
+    <w:bookmarkEnd w:id="217"/>
+    <w:bookmarkStart w:id="222" w:name="sop-operasional-harian"/>
     <w:p>
       <w:pPr>
         <w:pStyle w:val="Heading1"/>
@@ -9251,7 +9086,7 @@
         <w:t xml:space="preserve">SOP Operasional Harian</w:t>
       </w:r>
     </w:p>
-    <w:bookmarkStart w:id="227" w:name="checklist-sebelum-mulai"/>
+    <w:bookmarkStart w:id="218" w:name="checklist-sebelum-mulai"/>
     <w:p>
       <w:pPr>
         <w:pStyle w:val="Heading2"/>
@@ -9341,8 +9176,8 @@
         <w:t xml:space="preserve">☐ Dataset input sudah diperiksa dan tidak mengandung data rahasia yang tidak perlu.</w:t>
       </w:r>
     </w:p>
-    <w:bookmarkEnd w:id="227"/>
-    <w:bookmarkStart w:id="228" w:name="sop-penerbitan-qr"/>
+    <w:bookmarkEnd w:id="218"/>
+    <w:bookmarkStart w:id="219" w:name="sop-penerbitan-qr"/>
     <w:p>
       <w:pPr>
         <w:pStyle w:val="Heading2"/>
@@ -9456,8 +9291,8 @@
         <w:t xml:space="preserve">Periksa log generate.</w:t>
       </w:r>
     </w:p>
-    <w:bookmarkEnd w:id="228"/>
-    <w:bookmarkStart w:id="229" w:name="sop-verifikasi-di-lokasi"/>
+    <w:bookmarkEnd w:id="219"/>
+    <w:bookmarkStart w:id="220" w:name="sop-verifikasi-di-lokasi"/>
     <w:p>
       <w:pPr>
         <w:pStyle w:val="Heading2"/>
@@ -9584,8 +9419,8 @@
         <w:t xml:space="preserve">Jangan menghapus log sebagai cara memperbaiki status.</w:t>
       </w:r>
     </w:p>
-    <w:bookmarkEnd w:id="229"/>
-    <w:bookmarkStart w:id="230" w:name="sop-akhir-shift"/>
+    <w:bookmarkEnd w:id="220"/>
+    <w:bookmarkStart w:id="221" w:name="sop-akhir-shift"/>
     <w:p>
       <w:pPr>
         <w:pStyle w:val="Heading2"/>
@@ -9663,9 +9498,9 @@
         <w:t xml:space="preserve">☐ Amankan file CSV, ZIP QR, dan laporan sesuai klasifikasi data.</w:t>
       </w:r>
     </w:p>
-    <w:bookmarkEnd w:id="230"/>
-    <w:bookmarkEnd w:id="231"/>
-    <w:bookmarkStart w:id="238" w:name="troubleshooting"/>
+    <w:bookmarkEnd w:id="221"/>
+    <w:bookmarkEnd w:id="222"/>
+    <w:bookmarkStart w:id="229" w:name="troubleshooting"/>
     <w:p>
       <w:pPr>
         <w:pStyle w:val="Heading1"/>
@@ -9683,7 +9518,7 @@
         <w:t xml:space="preserve">Troubleshooting</w:t>
       </w:r>
     </w:p>
-    <w:bookmarkStart w:id="232" w:name="tabel-masalah-umum"/>
+    <w:bookmarkStart w:id="223" w:name="tabel-masalah-umum"/>
     <w:p>
       <w:pPr>
         <w:pStyle w:val="Heading2"/>
@@ -10173,8 +10008,8 @@
         </w:tc>
       </w:tr>
     </w:tbl>
-    <w:bookmarkEnd w:id="232"/>
-    <w:bookmarkStart w:id="236" w:name="halaman-error"/>
+    <w:bookmarkEnd w:id="223"/>
+    <w:bookmarkStart w:id="227" w:name="halaman-error"/>
     <w:p>
       <w:pPr>
         <w:pStyle w:val="Heading2"/>
@@ -10199,20 +10034,20 @@
       <w:r>
         <w:drawing>
           <ns1:inline>
-            <ns1:extent cx="5334000" cy="3030149"/>
+            <ns1:extent cx="5334000" cy="3198057"/>
             <ns1:effectExtent b="0" l="0" r="0" t="0"/>
-            <ns1:docPr descr="Gambar 29. Contoh halaman error/404." title="" id="234" name="Picture"/>
+            <ns1:docPr descr="Gambar 29. Contoh halaman error/404." title="" id="225" name="Picture"/>
             <ns2:graphic>
               <ns2:graphicData uri="http://schemas.openxmlformats.org/drawingml/2006/picture">
                 <ns3:pic>
                   <ns3:nvPicPr>
-                    <ns3:cNvPr descr="manual-assets/27_error_404.jpg" id="235" name="Picture"/>
+                    <ns3:cNvPr descr="manual-assets/27_error_404.jpg" id="226" name="Picture"/>
                     <ns3:cNvPicPr>
                       <ns2:picLocks noChangeArrowheads="1" noChangeAspect="1"/>
                     </ns3:cNvPicPr>
                   </ns3:nvPicPr>
                   <ns3:blipFill>
-                    <ns2:blip r:embed="rId233"/>
+                    <ns2:blip r:embed="rId224"/>
                     <ns2:stretch>
                       <ns2:fillRect/>
                     </ns2:stretch>
@@ -10220,7 +10055,7 @@
                   <ns3:spPr bwMode="auto">
                     <ns2:xfrm>
                       <ns2:off x="0" y="0"/>
-                      <ns2:ext cx="5334000" cy="3030149"/>
+                      <ns2:ext cx="5334000" cy="3198057"/>
                     </ns2:xfrm>
                     <ns2:prstGeom prst="rect">
                       <ns2:avLst/>
@@ -10267,8 +10102,8 @@
         <w:t xml:space="preserve">, atau payload sensitif.</w:t>
       </w:r>
     </w:p>
-    <w:bookmarkEnd w:id="236"/>
-    <w:bookmarkStart w:id="237" w:name="kapan-harus-eskalasi"/>
+    <w:bookmarkEnd w:id="227"/>
+    <w:bookmarkStart w:id="228" w:name="kapan-harus-eskalasi"/>
     <w:p>
       <w:pPr>
         <w:pStyle w:val="Heading2"/>
@@ -10294,9 +10129,9 @@
         <w:t xml:space="preserve">Segera hubungi administrator jika banyak QR valid berubah menjadi invalid secara serentak, private key/permisson berubah tanpa jadwal, audit log hilang, storage penuh, error 5xx terus-menerus, atau ada indikasi akses tidak sah.</w:t>
       </w:r>
     </w:p>
-    <w:bookmarkEnd w:id="237"/>
-    <w:bookmarkEnd w:id="238"/>
-    <w:bookmarkStart w:id="242" w:name="keamanan-dan-tata-kelola-data"/>
+    <w:bookmarkEnd w:id="228"/>
+    <w:bookmarkEnd w:id="229"/>
+    <w:bookmarkStart w:id="233" w:name="keamanan-dan-tata-kelola-data"/>
     <w:p>
       <w:pPr>
         <w:pStyle w:val="Heading1"/>
@@ -10314,7 +10149,7 @@
         <w:t xml:space="preserve">Keamanan dan Tata Kelola Data</w:t>
       </w:r>
     </w:p>
-    <w:bookmarkStart w:id="239" w:name="praktik-wajib-pengguna"/>
+    <w:bookmarkStart w:id="230" w:name="praktik-wajib-pengguna"/>
     <w:p>
       <w:pPr>
         <w:pStyle w:val="Heading2"/>
@@ -10428,8 +10263,8 @@
         <w:t xml:space="preserve">Logout dari perangkat bersama.</w:t>
       </w:r>
     </w:p>
-    <w:bookmarkEnd w:id="239"/>
-    <w:bookmarkStart w:id="240" w:name="pemisahan-data-produksi-dan-uji"/>
+    <w:bookmarkEnd w:id="230"/>
+    <w:bookmarkStart w:id="231" w:name="pemisahan-data-produksi-dan-uji"/>
     <w:p>
       <w:pPr>
         <w:pStyle w:val="Heading2"/>
@@ -10471,8 +10306,8 @@
         <w:t xml:space="preserve">di luar gambar QR agar tidak tertukar dengan QR produksi.</w:t>
       </w:r>
     </w:p>
-    <w:bookmarkEnd w:id="240"/>
-    <w:bookmarkStart w:id="241" w:name="backup-minimum-untuk-administrator"/>
+    <w:bookmarkEnd w:id="231"/>
+    <w:bookmarkStart w:id="232" w:name="backup-minimum-untuk-administrator"/>
     <w:p>
       <w:pPr>
         <w:pStyle w:val="Heading2"/>
@@ -10549,9 +10384,9 @@
         <w:t xml:space="preserve">, data task, data payload yang masih aktif, serta QR/data asli sesuai kebijakan. Private key harus dienkripsi dan aksesnya dicatat.</w:t>
       </w:r>
     </w:p>
-    <w:bookmarkEnd w:id="241"/>
-    <w:bookmarkEnd w:id="242"/>
-    <w:bookmarkStart w:id="245" w:name="referensi-cepat"/>
+    <w:bookmarkEnd w:id="232"/>
+    <w:bookmarkEnd w:id="233"/>
+    <w:bookmarkStart w:id="236" w:name="referensi-cepat"/>
     <w:p>
       <w:pPr>
         <w:pStyle w:val="Heading1"/>
@@ -10569,7 +10404,7 @@
         <w:t xml:space="preserve">Referensi Cepat</w:t>
       </w:r>
     </w:p>
-    <w:bookmarkStart w:id="243" w:name="route-penting"/>
+    <w:bookmarkStart w:id="234" w:name="route-penting"/>
     <w:p>
       <w:pPr>
         <w:pStyle w:val="Heading2"/>
@@ -11075,8 +10910,8 @@
         </w:tc>
       </w:tr>
     </w:tbl>
-    <w:bookmarkEnd w:id="243"/>
-    <w:bookmarkStart w:id="244" w:name="ringkasan-keputusan-verifikasi"/>
+    <w:bookmarkEnd w:id="234"/>
+    <w:bookmarkStart w:id="235" w:name="ringkasan-keputusan-verifikasi"/>
     <w:p>
       <w:pPr>
         <w:pStyle w:val="Heading2"/>
@@ -11376,9 +11211,9 @@
         </w:tc>
       </w:tr>
     </w:tbl>
-    <w:bookmarkEnd w:id="244"/>
-    <w:bookmarkEnd w:id="245"/>
-    <w:bookmarkStart w:id="246" w:name="glosarium"/>
+    <w:bookmarkEnd w:id="235"/>
+    <w:bookmarkEnd w:id="236"/>
+    <w:bookmarkStart w:id="237" w:name="glosarium"/>
     <w:p>
       <w:pPr>
         <w:pStyle w:val="Heading1"/>
@@ -11775,8 +11610,8 @@
         </w:tc>
       </w:tr>
     </w:tbl>
-    <w:bookmarkEnd w:id="246"/>
-    <w:bookmarkStart w:id="250" w:name="form-catatan-operasional"/>
+    <w:bookmarkEnd w:id="237"/>
+    <w:bookmarkStart w:id="241" w:name="form-catatan-operasional"/>
     <w:p>
       <w:pPr>
         <w:pStyle w:val="Heading1"/>
@@ -11794,7 +11629,7 @@
         <w:t xml:space="preserve">Form Catatan Operasional</w:t>
       </w:r>
     </w:p>
-    <w:bookmarkStart w:id="247" w:name="catatan-insiden-verifikasi"/>
+    <w:bookmarkStart w:id="238" w:name="catatan-insiden-verifikasi"/>
     <w:p>
       <w:pPr>
         <w:pStyle w:val="Heading2"/>
@@ -12099,8 +11934,8 @@
         </w:tc>
       </w:tr>
     </w:tbl>
-    <w:bookmarkEnd w:id="247"/>
-    <w:bookmarkStart w:id="248" w:name="riwayat-revisi-manual"/>
+    <w:bookmarkEnd w:id="238"/>
+    <w:bookmarkStart w:id="239" w:name="riwayat-revisi-manual"/>
     <w:p>
       <w:pPr>
         <w:pStyle w:val="Heading2"/>
@@ -12231,8 +12066,8 @@
         </w:tc>
       </w:tr>
     </w:tbl>
-    <w:bookmarkEnd w:id="248"/>
-    <w:bookmarkStart w:id="249" w:name="persetujuan"/>
+    <w:bookmarkEnd w:id="239"/>
+    <w:bookmarkStart w:id="240" w:name="persetujuan"/>
     <w:p>
       <w:pPr>
         <w:pStyle w:val="Heading2"/>
@@ -12443,11 +12278,11 @@
         <w:t xml:space="preserve">Akhir Buku Panduan Pengguna QR Code Security System</w:t>
       </w:r>
     </w:p>
-    <w:bookmarkEnd w:id="249"/>
-    <w:bookmarkEnd w:id="250"/>
+    <w:bookmarkEnd w:id="240"/>
+    <w:bookmarkEnd w:id="241"/>
     <w:sectPr>
-      <w:headerReference w:type="default" r:id="rId234"/>
-      <w:footerReference w:type="default" r:id="rId235"/>
+      <w:headerReference w:type="default" r:id="rId225"/>
+      <w:footerReference w:type="default" r:id="rId226"/>
       <w:pgSz w:w="11906" w:h="16838"/>
       <w:pgMar w:top="1134" w:right="1134" w:bottom="1134" w:left="1417" w:header="567" w:footer="567" w:gutter="0"/>
       <w:pgNumType w:start="1"/>
